--- a/00-首页/题组Word/专项卷/二分册/专项卷IV-教师版.docx
+++ b/00-首页/题组Word/专项卷/二分册/专项卷IV-教师版.docx
@@ -290,20 +290,33 @@
         <w:rPr>
           <w:rFonts w:ascii="Times New Roman" w:hAnsi="Times New Roman" w:eastAsia="Times New Roman" w:cs="Times New Roman"/>
         </w:rPr>
-        <w:t xml:space="preserve"> Ba、Ca、Mg、SiO</w:t>
-      </w:r>
-      <w:r>
-        <w:rPr>
-          <w:rFonts w:ascii="Times New Roman" w:hAnsi="Times New Roman" w:eastAsia="Times New Roman" w:cs="Times New Roman"/>
-          <w:vertAlign w:val="subscript"/>
-        </w:rPr>
-        <w:t>2</w:t>
-      </w:r>
-      <w:r>
-        <w:rPr>
-          <w:rFonts w:ascii="Times New Roman" w:hAnsi="Times New Roman" w:eastAsia="Times New Roman" w:cs="Times New Roman"/>
-        </w:rPr>
-        <w:t>、</w:t>
+        <w:t xml:space="preserve"> Ba、Ca、Mg、</w:t>
+      </w:r>
+      <m:oMath>
+        <m:r>
+          <m:t>S</m:t>
+        </m:r>
+        <m:r>
+          <m:t>i</m:t>
+        </m:r>
+        <m:sSub>
+          <m:e>
+            <m:r>
+              <m:t>O</m:t>
+            </m:r>
+          </m:e>
+          <m:sub>
+            <m:r>
+              <m:t>2</m:t>
+            </m:r>
+          </m:sub>
+        </m:sSub>
+      </m:oMath>
+      <w:r>
+        <w:rPr>
+          <w:rFonts w:ascii="Times New Roman" w:hAnsi="Times New Roman" w:eastAsia="Times New Roman" w:cs="Times New Roman"/>
+        </w:rPr>
+        <w:t xml:space="preserve">、</w:t>
       </w:r>
       <m:oMath>
         <m:r>
@@ -435,15 +448,31 @@
         <w:rPr>
           <w:rFonts w:ascii="Times New Roman" w:hAnsi="Times New Roman" w:eastAsia="Times New Roman" w:cs="Times New Roman"/>
         </w:rPr>
-        <w:t xml:space="preserve"> SrCO</w:t>
-      </w:r>
-      <w:r>
-        <w:rPr>
-          <w:rFonts w:ascii="Times New Roman" w:hAnsi="Times New Roman" w:eastAsia="Times New Roman" w:cs="Times New Roman"/>
-          <w:vertAlign w:val="subscript"/>
-        </w:rPr>
-        <w:t>3</w:t>
-      </w:r>
+        <w:t xml:space="preserve"> </w:t>
+      </w:r>
+      <m:oMath>
+        <m:r>
+          <m:t>S</m:t>
+        </m:r>
+        <m:r>
+          <m:t>r</m:t>
+        </m:r>
+        <m:r>
+          <m:t>C</m:t>
+        </m:r>
+        <m:sSub>
+          <m:e>
+            <m:r>
+              <m:t>O</m:t>
+            </m:r>
+          </m:e>
+          <m:sub>
+            <m:r>
+              <m:t>3</m:t>
+            </m:r>
+          </m:sub>
+        </m:sSub>
+      </m:oMath>
       <w:r>
         <w:rPr>
           <w:rFonts w:ascii="Times New Roman" w:hAnsi="Times New Roman" w:eastAsia="Times New Roman" w:cs="Times New Roman"/>
@@ -650,15 +679,31 @@
         <w:rPr>
           <w:rFonts w:ascii="Times New Roman" w:hAnsi="Times New Roman" w:eastAsia="Times New Roman" w:cs="Times New Roman"/>
         </w:rPr>
-        <w:t xml:space="preserve"> SrCl</w:t>
-      </w:r>
-      <w:r>
-        <w:rPr>
-          <w:rFonts w:ascii="Times New Roman" w:hAnsi="Times New Roman" w:eastAsia="Times New Roman" w:cs="Times New Roman"/>
-          <w:vertAlign w:val="subscript"/>
-        </w:rPr>
-        <w:t>2</w:t>
-      </w:r>
+        <w:t xml:space="preserve"> </w:t>
+      </w:r>
+      <m:oMath>
+        <m:r>
+          <m:t>S</m:t>
+        </m:r>
+        <m:r>
+          <m:t>r</m:t>
+        </m:r>
+        <m:r>
+          <m:t>C</m:t>
+        </m:r>
+        <m:sSub>
+          <m:e>
+            <m:r>
+              <m:t>l</m:t>
+            </m:r>
+          </m:e>
+          <m:sub>
+            <m:r>
+              <m:t>2</m:t>
+            </m:r>
+          </m:sub>
+        </m:sSub>
+      </m:oMath>
       <w:r>
         <w:rPr>
           <w:rFonts w:ascii="Times New Roman" w:hAnsi="Times New Roman" w:eastAsia="Times New Roman" w:cs="Times New Roman"/>
@@ -687,28 +732,60 @@
         <w:rPr>
           <w:rFonts w:ascii="Times New Roman" w:hAnsi="Times New Roman" w:eastAsia="Times New Roman" w:cs="Times New Roman"/>
         </w:rPr>
-        <w:t xml:space="preserve"> Ba</w:t>
-      </w:r>
-      <w:r>
-        <w:rPr>
-          <w:rFonts w:ascii="Times New Roman" w:hAnsi="Times New Roman" w:eastAsia="Times New Roman" w:cs="Times New Roman"/>
-          <w:vertAlign w:val="superscript"/>
-        </w:rPr>
-        <w:t>2+</w:t>
-      </w:r>
-      <w:r>
-        <w:rPr>
-          <w:rFonts w:ascii="Times New Roman" w:hAnsi="Times New Roman" w:eastAsia="Times New Roman" w:cs="Times New Roman"/>
-        </w:rPr>
-        <w:t>、Ca</w:t>
-      </w:r>
-      <w:r>
-        <w:rPr>
-          <w:rFonts w:ascii="Times New Roman" w:hAnsi="Times New Roman" w:eastAsia="Times New Roman" w:cs="Times New Roman"/>
-          <w:vertAlign w:val="superscript"/>
-        </w:rPr>
-        <w:t>2+</w:t>
-      </w:r>
+        <w:t xml:space="preserve"> </w:t>
+      </w:r>
+      <m:oMath>
+        <m:r>
+          <m:t>B</m:t>
+        </m:r>
+        <m:sSup>
+          <m:e>
+            <m:r>
+              <m:t>a</m:t>
+            </m:r>
+          </m:e>
+          <m:sup>
+            <m:r>
+              <m:t>2</m:t>
+            </m:r>
+            <m:r>
+              <m:rPr>
+                <m:sty m:val="p"/>
+              </m:rPr>
+              <m:t>+</m:t>
+            </m:r>
+          </m:sup>
+        </m:sSup>
+      </m:oMath>
+      <w:r>
+        <w:rPr>
+          <w:rFonts w:ascii="Times New Roman" w:hAnsi="Times New Roman" w:eastAsia="Times New Roman" w:cs="Times New Roman"/>
+        </w:rPr>
+        <w:t xml:space="preserve">、</w:t>
+      </w:r>
+      <m:oMath>
+        <m:r>
+          <m:t>C</m:t>
+        </m:r>
+        <m:sSup>
+          <m:e>
+            <m:r>
+              <m:t>a</m:t>
+            </m:r>
+          </m:e>
+          <m:sup>
+            <m:r>
+              <m:t>2</m:t>
+            </m:r>
+            <m:r>
+              <m:rPr>
+                <m:sty m:val="p"/>
+              </m:rPr>
+              <m:t>+</m:t>
+            </m:r>
+          </m:sup>
+        </m:sSup>
+      </m:oMath>
       <w:r>
         <w:rPr>
           <w:rFonts w:ascii="Times New Roman" w:hAnsi="Times New Roman" w:eastAsia="Times New Roman" w:cs="Times New Roman"/>
@@ -737,15 +814,31 @@
         <w:rPr>
           <w:rFonts w:ascii="Times New Roman" w:hAnsi="Times New Roman" w:eastAsia="Times New Roman" w:cs="Times New Roman"/>
         </w:rPr>
-        <w:t xml:space="preserve"> SrCl</w:t>
-      </w:r>
-      <w:r>
-        <w:rPr>
-          <w:rFonts w:ascii="Times New Roman" w:hAnsi="Times New Roman" w:eastAsia="Times New Roman" w:cs="Times New Roman"/>
-          <w:vertAlign w:val="subscript"/>
-        </w:rPr>
-        <w:t>2</w:t>
-      </w:r>
+        <w:t xml:space="preserve"> </w:t>
+      </w:r>
+      <m:oMath>
+        <m:r>
+          <m:t>S</m:t>
+        </m:r>
+        <m:r>
+          <m:t>r</m:t>
+        </m:r>
+        <m:r>
+          <m:t>C</m:t>
+        </m:r>
+        <m:sSub>
+          <m:e>
+            <m:r>
+              <m:t>l</m:t>
+            </m:r>
+          </m:e>
+          <m:sub>
+            <m:r>
+              <m:t>2</m:t>
+            </m:r>
+          </m:sub>
+        </m:sSub>
+      </m:oMath>
       <w:r>
         <w:rPr>
           <w:rFonts w:ascii="Times New Roman" w:hAnsi="Times New Roman" w:eastAsia="Times New Roman" w:cs="Times New Roman"/>
@@ -5238,20 +5331,30 @@
         <w:rPr>
           <w:rFonts w:hint="eastAsia" w:ascii="Times New Roman" w:hAnsi="Times New Roman" w:eastAsia="Times New Roman" w:cs="Times New Roman"/>
         </w:rPr>
-        <w:t>—CH</w:t>
-      </w:r>
-      <w:r>
-        <w:rPr>
-          <w:rFonts w:hint="eastAsia" w:ascii="Times New Roman" w:hAnsi="Times New Roman" w:eastAsia="Times New Roman" w:cs="Times New Roman"/>
-          <w:vertAlign w:val="subscript"/>
-        </w:rPr>
-        <w:t>2</w:t>
-      </w:r>
-      <w:r>
-        <w:rPr>
-          <w:rFonts w:hint="eastAsia" w:ascii="Times New Roman" w:hAnsi="Times New Roman" w:eastAsia="Times New Roman" w:cs="Times New Roman"/>
-        </w:rPr>
-        <w:t>—，m</w:t>
+        <w:t>—</w:t>
+      </w:r>
+      <m:oMath>
+        <m:r>
+          <m:t>C</m:t>
+        </m:r>
+        <m:sSub>
+          <m:e>
+            <m:r>
+              <m:t>H</m:t>
+            </m:r>
+          </m:e>
+          <m:sub>
+            <m:r>
+              <m:t>2</m:t>
+            </m:r>
+          </m:sub>
+        </m:sSub>
+      </m:oMath>
+      <w:r>
+        <w:rPr>
+          <w:rFonts w:hint="eastAsia" w:ascii="Times New Roman" w:hAnsi="Times New Roman" w:eastAsia="Times New Roman" w:cs="Times New Roman"/>
+        </w:rPr>
+        <w:t xml:space="preserve">—，m</w:t>
       </w:r>
       <w:r>
         <w:rPr>
@@ -6485,15 +6588,22 @@
         <w:rPr>
           <w:rFonts w:ascii="Times New Roman" w:hAnsi="Times New Roman" w:eastAsia="Times New Roman" w:cs="Times New Roman"/>
         </w:rPr>
-        <w:t xml:space="preserve"> C</w:t>
-      </w:r>
-      <w:r>
-        <w:rPr>
-          <w:rFonts w:ascii="Times New Roman" w:hAnsi="Times New Roman" w:eastAsia="Times New Roman" w:cs="Times New Roman"/>
-          <w:vertAlign w:val="subscript"/>
-        </w:rPr>
-        <w:t>70</w:t>
-      </w:r>
+        <w:t xml:space="preserve"> </w:t>
+      </w:r>
+      <m:oMath>
+        <m:sSub>
+          <m:e>
+            <m:r>
+              <m:t>C</m:t>
+            </m:r>
+          </m:e>
+          <m:sub>
+            <m:r>
+              <m:t>70</m:t>
+            </m:r>
+          </m:sub>
+        </m:sSub>
+      </m:oMath>
       <w:r>
         <w:rPr>
           <w:rFonts w:ascii="Times New Roman" w:hAnsi="Times New Roman" w:eastAsia="Times New Roman" w:cs="Times New Roman"/>
@@ -6522,15 +6632,22 @@
         <w:rPr>
           <w:rFonts w:ascii="Times New Roman" w:hAnsi="Times New Roman" w:eastAsia="Times New Roman" w:cs="Times New Roman"/>
         </w:rPr>
-        <w:t xml:space="preserve"> C</w:t>
-      </w:r>
-      <w:r>
-        <w:rPr>
-          <w:rFonts w:ascii="Times New Roman" w:hAnsi="Times New Roman" w:eastAsia="Times New Roman" w:cs="Times New Roman"/>
-          <w:vertAlign w:val="subscript"/>
-        </w:rPr>
-        <w:t>70</w:t>
-      </w:r>
+        <w:t xml:space="preserve"> </w:t>
+      </w:r>
+      <m:oMath>
+        <m:sSub>
+          <m:e>
+            <m:r>
+              <m:t>C</m:t>
+            </m:r>
+          </m:e>
+          <m:sub>
+            <m:r>
+              <m:t>70</m:t>
+            </m:r>
+          </m:sub>
+        </m:sSub>
+      </m:oMath>
       <w:r>
         <w:rPr>
           <w:rFonts w:ascii="Times New Roman" w:hAnsi="Times New Roman" w:eastAsia="Times New Roman" w:cs="Times New Roman"/>
@@ -7073,15 +7190,22 @@
         <w:rPr>
           <w:rFonts w:ascii="Times New Roman" w:hAnsi="Times New Roman" w:eastAsia="Times New Roman" w:cs="Times New Roman"/>
         </w:rPr>
-        <w:t xml:space="preserve"> B</w:t>
-      </w:r>
-      <w:r>
-        <w:rPr>
-          <w:rFonts w:ascii="Times New Roman" w:hAnsi="Times New Roman" w:eastAsia="Times New Roman" w:cs="Times New Roman"/>
-          <w:vertAlign w:val="subscript"/>
-        </w:rPr>
-        <w:t>1</w:t>
-      </w:r>
+        <w:t xml:space="preserve"> </w:t>
+      </w:r>
+      <m:oMath>
+        <m:sSub>
+          <m:e>
+            <m:r>
+              <m:t>B</m:t>
+            </m:r>
+          </m:e>
+          <m:sub>
+            <m:r>
+              <m:t>1</m:t>
+            </m:r>
+          </m:sub>
+        </m:sSub>
+      </m:oMath>
       <w:r>
         <w:rPr>
           <w:rFonts w:ascii="Times New Roman" w:hAnsi="Times New Roman" w:eastAsia="Times New Roman" w:cs="Times New Roman"/>
@@ -7098,28 +7222,54 @@
         <w:rPr>
           <w:rFonts w:ascii="Times New Roman" w:hAnsi="Times New Roman" w:eastAsia="Times New Roman" w:cs="Times New Roman"/>
         </w:rPr>
-        <w:t xml:space="preserve"> B</w:t>
-      </w:r>
-      <w:r>
-        <w:rPr>
-          <w:rFonts w:ascii="Times New Roman" w:hAnsi="Times New Roman" w:eastAsia="Times New Roman" w:cs="Times New Roman"/>
-          <w:vertAlign w:val="subscript"/>
-        </w:rPr>
-        <w:t>2</w:t>
-      </w:r>
-      <w:r>
-        <w:rPr>
-          <w:rFonts w:ascii="Times New Roman" w:hAnsi="Times New Roman" w:eastAsia="Times New Roman" w:cs="Times New Roman"/>
-        </w:rPr>
-        <w:t xml:space="preserve"> 、 C</w:t>
-      </w:r>
-      <w:r>
-        <w:rPr>
-          <w:rFonts w:ascii="Times New Roman" w:hAnsi="Times New Roman" w:eastAsia="Times New Roman" w:cs="Times New Roman"/>
-          <w:vertAlign w:val="subscript"/>
-        </w:rPr>
-        <w:t>1</w:t>
-      </w:r>
+        <w:t xml:space="preserve"> </w:t>
+      </w:r>
+      <m:oMath>
+        <m:sSub>
+          <m:e>
+            <m:r>
+              <m:t>B</m:t>
+            </m:r>
+          </m:e>
+          <m:sub>
+            <m:r>
+              <m:t>2</m:t>
+            </m:r>
+          </m:sub>
+        </m:sSub>
+      </m:oMath>
+      <w:r>
+        <w:rPr>
+          <w:rFonts w:ascii="Times New Roman" w:hAnsi="Times New Roman" w:eastAsia="Times New Roman" w:cs="Times New Roman"/>
+        </w:rPr>
+        <w:t xml:space="preserve"> </w:t>
+      </w:r>
+      <w:r>
+        <w:rPr>
+          <w:rFonts w:ascii="Times New Roman" w:hAnsi="Times New Roman" w:eastAsia="Times New Roman" w:cs="Times New Roman"/>
+        </w:rPr>
+        <w:t xml:space="preserve">、</w:t>
+      </w:r>
+      <w:r>
+        <w:rPr>
+          <w:rFonts w:ascii="Times New Roman" w:hAnsi="Times New Roman" w:eastAsia="Times New Roman" w:cs="Times New Roman"/>
+        </w:rPr>
+        <w:t xml:space="preserve"> </w:t>
+      </w:r>
+      <m:oMath>
+        <m:sSub>
+          <m:e>
+            <m:r>
+              <m:t>C</m:t>
+            </m:r>
+          </m:e>
+          <m:sub>
+            <m:r>
+              <m:t>1</m:t>
+            </m:r>
+          </m:sub>
+        </m:sSub>
+      </m:oMath>
       <w:r>
         <w:rPr>
           <w:rFonts w:ascii="Times New Roman" w:hAnsi="Times New Roman" w:eastAsia="Times New Roman" w:cs="Times New Roman"/>
@@ -7136,15 +7286,22 @@
         <w:rPr>
           <w:rFonts w:ascii="Times New Roman" w:hAnsi="Times New Roman" w:eastAsia="Times New Roman" w:cs="Times New Roman"/>
         </w:rPr>
-        <w:t xml:space="preserve"> C</w:t>
-      </w:r>
-      <w:r>
-        <w:rPr>
-          <w:rFonts w:ascii="Times New Roman" w:hAnsi="Times New Roman" w:eastAsia="Times New Roman" w:cs="Times New Roman"/>
-          <w:vertAlign w:val="subscript"/>
-        </w:rPr>
-        <w:t>2</w:t>
-      </w:r>
+        <w:t xml:space="preserve"> </w:t>
+      </w:r>
+      <m:oMath>
+        <m:sSub>
+          <m:e>
+            <m:r>
+              <m:t>C</m:t>
+            </m:r>
+          </m:e>
+          <m:sub>
+            <m:r>
+              <m:t>2</m:t>
+            </m:r>
+          </m:sub>
+        </m:sSub>
+      </m:oMath>
       <w:r>
         <w:rPr>
           <w:rFonts w:ascii="Times New Roman" w:hAnsi="Times New Roman" w:eastAsia="Times New Roman" w:cs="Times New Roman"/>
@@ -12443,54 +12600,82 @@
         <w:rPr>
           <w:rFonts w:ascii="Times New Roman" w:hAnsi="Times New Roman" w:eastAsia="Times New Roman" w:cs="Times New Roman"/>
         </w:rPr>
-        <w:t xml:space="preserve"> n</w:t>
-      </w:r>
-      <w:r>
-        <w:rPr>
-          <w:rFonts w:ascii="Times New Roman" w:hAnsi="Times New Roman" w:eastAsia="Times New Roman" w:cs="Times New Roman"/>
-          <w:vertAlign w:val="subscript"/>
-        </w:rPr>
-        <w:t>1</w:t>
-      </w:r>
-      <w:r>
-        <w:rPr>
-          <w:rFonts w:ascii="Times New Roman" w:hAnsi="Times New Roman" w:eastAsia="Times New Roman" w:cs="Times New Roman"/>
-        </w:rPr>
-        <w:t>、n</w:t>
-      </w:r>
-      <w:r>
-        <w:rPr>
-          <w:rFonts w:ascii="Times New Roman" w:hAnsi="Times New Roman" w:eastAsia="Times New Roman" w:cs="Times New Roman"/>
-          <w:vertAlign w:val="subscript"/>
-        </w:rPr>
-        <w:t>2</w:t>
-      </w:r>
-      <w:r>
-        <w:rPr>
-          <w:rFonts w:ascii="Times New Roman" w:hAnsi="Times New Roman" w:eastAsia="Times New Roman" w:cs="Times New Roman"/>
-        </w:rPr>
-        <w:t>、n</w:t>
-      </w:r>
-      <w:r>
-        <w:rPr>
-          <w:rFonts w:ascii="Times New Roman" w:hAnsi="Times New Roman" w:eastAsia="Times New Roman" w:cs="Times New Roman"/>
-          <w:vertAlign w:val="subscript"/>
-        </w:rPr>
-        <w:t>3</w:t>
-      </w:r>
-      <w:r>
-        <w:rPr>
-          <w:rFonts w:ascii="Times New Roman" w:hAnsi="Times New Roman" w:eastAsia="Times New Roman" w:cs="Times New Roman"/>
-        </w:rPr>
-        <w:t>、n</w:t>
-      </w:r>
-      <w:r>
-        <w:rPr>
-          <w:rFonts w:ascii="Times New Roman" w:hAnsi="Times New Roman" w:eastAsia="Times New Roman" w:cs="Times New Roman"/>
-          <w:vertAlign w:val="subscript"/>
-        </w:rPr>
-        <w:t>4</w:t>
-      </w:r>
+        <w:t xml:space="preserve"> </w:t>
+      </w:r>
+      <m:oMath>
+        <m:sSub>
+          <m:e>
+            <m:r>
+              <m:t>n</m:t>
+            </m:r>
+          </m:e>
+          <m:sub>
+            <m:r>
+              <m:t>1</m:t>
+            </m:r>
+          </m:sub>
+        </m:sSub>
+      </m:oMath>
+      <w:r>
+        <w:rPr>
+          <w:rFonts w:ascii="Times New Roman" w:hAnsi="Times New Roman" w:eastAsia="Times New Roman" w:cs="Times New Roman"/>
+        </w:rPr>
+        <w:t xml:space="preserve">、</w:t>
+      </w:r>
+      <m:oMath>
+        <m:sSub>
+          <m:e>
+            <m:r>
+              <m:t>n</m:t>
+            </m:r>
+          </m:e>
+          <m:sub>
+            <m:r>
+              <m:t>2</m:t>
+            </m:r>
+          </m:sub>
+        </m:sSub>
+      </m:oMath>
+      <w:r>
+        <w:rPr>
+          <w:rFonts w:ascii="Times New Roman" w:hAnsi="Times New Roman" w:eastAsia="Times New Roman" w:cs="Times New Roman"/>
+        </w:rPr>
+        <w:t xml:space="preserve">、</w:t>
+      </w:r>
+      <m:oMath>
+        <m:sSub>
+          <m:e>
+            <m:r>
+              <m:t>n</m:t>
+            </m:r>
+          </m:e>
+          <m:sub>
+            <m:r>
+              <m:t>3</m:t>
+            </m:r>
+          </m:sub>
+        </m:sSub>
+      </m:oMath>
+      <w:r>
+        <w:rPr>
+          <w:rFonts w:ascii="Times New Roman" w:hAnsi="Times New Roman" w:eastAsia="Times New Roman" w:cs="Times New Roman"/>
+        </w:rPr>
+        <w:t xml:space="preserve">、</w:t>
+      </w:r>
+      <m:oMath>
+        <m:sSub>
+          <m:e>
+            <m:r>
+              <m:t>n</m:t>
+            </m:r>
+          </m:e>
+          <m:sub>
+            <m:r>
+              <m:t>4</m:t>
+            </m:r>
+          </m:sub>
+        </m:sSub>
+      </m:oMath>
       <w:r>
         <w:rPr>
           <w:rFonts w:ascii="Times New Roman" w:hAnsi="Times New Roman" w:eastAsia="Times New Roman" w:cs="Times New Roman"/>
@@ -12542,15 +12727,22 @@
         <w:rPr>
           <w:rFonts w:ascii="Times New Roman" w:hAnsi="Times New Roman" w:eastAsia="Times New Roman" w:cs="Times New Roman"/>
         </w:rPr>
-        <w:t xml:space="preserve"> n</w:t>
-      </w:r>
-      <w:r>
-        <w:rPr>
-          <w:rFonts w:ascii="Times New Roman" w:hAnsi="Times New Roman" w:eastAsia="Times New Roman" w:cs="Times New Roman"/>
-          <w:vertAlign w:val="subscript"/>
-        </w:rPr>
-        <w:t>0</w:t>
-      </w:r>
+        <w:t xml:space="preserve"> </w:t>
+      </w:r>
+      <m:oMath>
+        <m:sSub>
+          <m:e>
+            <m:r>
+              <m:t>n</m:t>
+            </m:r>
+          </m:e>
+          <m:sub>
+            <m:r>
+              <m:t>0</m:t>
+            </m:r>
+          </m:sub>
+        </m:sSub>
+      </m:oMath>
       <w:r>
         <w:rPr>
           <w:rFonts w:ascii="Times New Roman" w:hAnsi="Times New Roman" w:eastAsia="Times New Roman" w:cs="Times New Roman"/>
@@ -12579,54 +12771,82 @@
         <w:rPr>
           <w:rFonts w:ascii="Times New Roman" w:hAnsi="Times New Roman" w:eastAsia="Times New Roman" w:cs="Times New Roman"/>
         </w:rPr>
-        <w:t xml:space="preserve"> n</w:t>
-      </w:r>
-      <w:r>
-        <w:rPr>
-          <w:rFonts w:ascii="Times New Roman" w:hAnsi="Times New Roman" w:eastAsia="Times New Roman" w:cs="Times New Roman"/>
-          <w:vertAlign w:val="subscript"/>
-        </w:rPr>
-        <w:t>1</w:t>
-      </w:r>
-      <w:r>
-        <w:rPr>
-          <w:rFonts w:ascii="Times New Roman" w:hAnsi="Times New Roman" w:eastAsia="Times New Roman" w:cs="Times New Roman"/>
-        </w:rPr>
-        <w:t>、n</w:t>
-      </w:r>
-      <w:r>
-        <w:rPr>
-          <w:rFonts w:ascii="Times New Roman" w:hAnsi="Times New Roman" w:eastAsia="Times New Roman" w:cs="Times New Roman"/>
-          <w:vertAlign w:val="subscript"/>
-        </w:rPr>
-        <w:t>2</w:t>
-      </w:r>
-      <w:r>
-        <w:rPr>
-          <w:rFonts w:ascii="Times New Roman" w:hAnsi="Times New Roman" w:eastAsia="Times New Roman" w:cs="Times New Roman"/>
-        </w:rPr>
-        <w:t>、n</w:t>
-      </w:r>
-      <w:r>
-        <w:rPr>
-          <w:rFonts w:ascii="Times New Roman" w:hAnsi="Times New Roman" w:eastAsia="Times New Roman" w:cs="Times New Roman"/>
-          <w:vertAlign w:val="subscript"/>
-        </w:rPr>
-        <w:t>3</w:t>
-      </w:r>
-      <w:r>
-        <w:rPr>
-          <w:rFonts w:ascii="Times New Roman" w:hAnsi="Times New Roman" w:eastAsia="Times New Roman" w:cs="Times New Roman"/>
-        </w:rPr>
-        <w:t>、n</w:t>
-      </w:r>
-      <w:r>
-        <w:rPr>
-          <w:rFonts w:ascii="Times New Roman" w:hAnsi="Times New Roman" w:eastAsia="Times New Roman" w:cs="Times New Roman"/>
-          <w:vertAlign w:val="subscript"/>
-        </w:rPr>
-        <w:t>4</w:t>
-      </w:r>
+        <w:t xml:space="preserve"> </w:t>
+      </w:r>
+      <m:oMath>
+        <m:sSub>
+          <m:e>
+            <m:r>
+              <m:t>n</m:t>
+            </m:r>
+          </m:e>
+          <m:sub>
+            <m:r>
+              <m:t>1</m:t>
+            </m:r>
+          </m:sub>
+        </m:sSub>
+      </m:oMath>
+      <w:r>
+        <w:rPr>
+          <w:rFonts w:ascii="Times New Roman" w:hAnsi="Times New Roman" w:eastAsia="Times New Roman" w:cs="Times New Roman"/>
+        </w:rPr>
+        <w:t xml:space="preserve">、</w:t>
+      </w:r>
+      <m:oMath>
+        <m:sSub>
+          <m:e>
+            <m:r>
+              <m:t>n</m:t>
+            </m:r>
+          </m:e>
+          <m:sub>
+            <m:r>
+              <m:t>2</m:t>
+            </m:r>
+          </m:sub>
+        </m:sSub>
+      </m:oMath>
+      <w:r>
+        <w:rPr>
+          <w:rFonts w:ascii="Times New Roman" w:hAnsi="Times New Roman" w:eastAsia="Times New Roman" w:cs="Times New Roman"/>
+        </w:rPr>
+        <w:t xml:space="preserve">、</w:t>
+      </w:r>
+      <m:oMath>
+        <m:sSub>
+          <m:e>
+            <m:r>
+              <m:t>n</m:t>
+            </m:r>
+          </m:e>
+          <m:sub>
+            <m:r>
+              <m:t>3</m:t>
+            </m:r>
+          </m:sub>
+        </m:sSub>
+      </m:oMath>
+      <w:r>
+        <w:rPr>
+          <w:rFonts w:ascii="Times New Roman" w:hAnsi="Times New Roman" w:eastAsia="Times New Roman" w:cs="Times New Roman"/>
+        </w:rPr>
+        <w:t xml:space="preserve">、</w:t>
+      </w:r>
+      <m:oMath>
+        <m:sSub>
+          <m:e>
+            <m:r>
+              <m:t>n</m:t>
+            </m:r>
+          </m:e>
+          <m:sub>
+            <m:r>
+              <m:t>4</m:t>
+            </m:r>
+          </m:sub>
+        </m:sSub>
+      </m:oMath>
       <w:r>
         <w:rPr>
           <w:rFonts w:ascii="Times New Roman" w:hAnsi="Times New Roman" w:eastAsia="Times New Roman" w:cs="Times New Roman"/>
@@ -12643,54 +12863,82 @@
         <w:rPr>
           <w:rFonts w:hint="eastAsia" w:ascii="Times New Roman" w:hAnsi="Times New Roman" w:eastAsia="Times New Roman" w:cs="Times New Roman"/>
         </w:rPr>
-        <w:t>；n</w:t>
-      </w:r>
-      <w:r>
-        <w:rPr>
-          <w:rFonts w:hint="eastAsia" w:ascii="Times New Roman" w:hAnsi="Times New Roman" w:eastAsia="Times New Roman" w:cs="Times New Roman"/>
-          <w:vertAlign w:val="subscript"/>
-        </w:rPr>
-        <w:t>1</w:t>
-      </w:r>
-      <w:r>
-        <w:rPr>
-          <w:rFonts w:hint="eastAsia" w:ascii="Times New Roman" w:hAnsi="Times New Roman" w:eastAsia="Times New Roman" w:cs="Times New Roman"/>
-        </w:rPr>
-        <w:t>、n</w:t>
-      </w:r>
-      <w:r>
-        <w:rPr>
-          <w:rFonts w:hint="eastAsia" w:ascii="Times New Roman" w:hAnsi="Times New Roman" w:eastAsia="Times New Roman" w:cs="Times New Roman"/>
-          <w:vertAlign w:val="subscript"/>
-        </w:rPr>
-        <w:t>2</w:t>
-      </w:r>
-      <w:r>
-        <w:rPr>
-          <w:rFonts w:hint="eastAsia" w:ascii="Times New Roman" w:hAnsi="Times New Roman" w:eastAsia="Times New Roman" w:cs="Times New Roman"/>
-        </w:rPr>
-        <w:t>、n</w:t>
-      </w:r>
-      <w:r>
-        <w:rPr>
-          <w:rFonts w:hint="eastAsia" w:ascii="Times New Roman" w:hAnsi="Times New Roman" w:eastAsia="Times New Roman" w:cs="Times New Roman"/>
-          <w:vertAlign w:val="subscript"/>
-        </w:rPr>
-        <w:t>3</w:t>
-      </w:r>
-      <w:r>
-        <w:rPr>
-          <w:rFonts w:hint="eastAsia" w:ascii="Times New Roman" w:hAnsi="Times New Roman" w:eastAsia="Times New Roman" w:cs="Times New Roman"/>
-        </w:rPr>
-        <w:t>、n</w:t>
-      </w:r>
-      <w:r>
-        <w:rPr>
-          <w:rFonts w:hint="eastAsia" w:ascii="Times New Roman" w:hAnsi="Times New Roman" w:eastAsia="Times New Roman" w:cs="Times New Roman"/>
-          <w:vertAlign w:val="subscript"/>
-        </w:rPr>
-        <w:t>4</w:t>
-      </w:r>
+        <w:t>；</w:t>
+      </w:r>
+      <m:oMath>
+        <m:sSub>
+          <m:e>
+            <m:r>
+              <m:t>n</m:t>
+            </m:r>
+          </m:e>
+          <m:sub>
+            <m:r>
+              <m:t>1</m:t>
+            </m:r>
+          </m:sub>
+        </m:sSub>
+      </m:oMath>
+      <w:r>
+        <w:rPr>
+          <w:rFonts w:ascii="Times New Roman" w:hAnsi="Times New Roman" w:eastAsia="Times New Roman" w:cs="Times New Roman"/>
+        </w:rPr>
+        <w:t xml:space="preserve">、</w:t>
+      </w:r>
+      <m:oMath>
+        <m:sSub>
+          <m:e>
+            <m:r>
+              <m:t>n</m:t>
+            </m:r>
+          </m:e>
+          <m:sub>
+            <m:r>
+              <m:t>2</m:t>
+            </m:r>
+          </m:sub>
+        </m:sSub>
+      </m:oMath>
+      <w:r>
+        <w:rPr>
+          <w:rFonts w:ascii="Times New Roman" w:hAnsi="Times New Roman" w:eastAsia="Times New Roman" w:cs="Times New Roman"/>
+        </w:rPr>
+        <w:t xml:space="preserve">、</w:t>
+      </w:r>
+      <m:oMath>
+        <m:sSub>
+          <m:e>
+            <m:r>
+              <m:t>n</m:t>
+            </m:r>
+          </m:e>
+          <m:sub>
+            <m:r>
+              <m:t>3</m:t>
+            </m:r>
+          </m:sub>
+        </m:sSub>
+      </m:oMath>
+      <w:r>
+        <w:rPr>
+          <w:rFonts w:ascii="Times New Roman" w:hAnsi="Times New Roman" w:eastAsia="Times New Roman" w:cs="Times New Roman"/>
+        </w:rPr>
+        <w:t xml:space="preserve">、</w:t>
+      </w:r>
+      <m:oMath>
+        <m:sSub>
+          <m:e>
+            <m:r>
+              <m:t>n</m:t>
+            </m:r>
+          </m:e>
+          <m:sub>
+            <m:r>
+              <m:t>4</m:t>
+            </m:r>
+          </m:sub>
+        </m:sSub>
+      </m:oMath>
       <w:r>
         <w:rPr>
           <w:rFonts w:ascii="Times New Roman" w:hAnsi="Times New Roman" w:eastAsia="Times New Roman" w:cs="Times New Roman"/>
@@ -14307,15 +14555,31 @@
         <w:rPr>
           <w:rFonts w:ascii="Times New Roman" w:hAnsi="Times New Roman" w:eastAsia="Times New Roman" w:cs="Times New Roman"/>
         </w:rPr>
-        <w:t xml:space="preserve"> Fe</w:t>
-      </w:r>
-      <w:r>
-        <w:rPr>
-          <w:rFonts w:ascii="Times New Roman" w:hAnsi="Times New Roman" w:eastAsia="Times New Roman" w:cs="Times New Roman"/>
-          <w:vertAlign w:val="superscript"/>
-        </w:rPr>
-        <w:t>2+</w:t>
-      </w:r>
+        <w:t xml:space="preserve"> </w:t>
+      </w:r>
+      <m:oMath>
+        <m:r>
+          <m:t>F</m:t>
+        </m:r>
+        <m:sSup>
+          <m:e>
+            <m:r>
+              <m:t>e</m:t>
+            </m:r>
+          </m:e>
+          <m:sup>
+            <m:r>
+              <m:t>2</m:t>
+            </m:r>
+            <m:r>
+              <m:rPr>
+                <m:sty m:val="p"/>
+              </m:rPr>
+              <m:t>+</m:t>
+            </m:r>
+          </m:sup>
+        </m:sSup>
+      </m:oMath>
       <w:r>
         <w:rPr>
           <w:rFonts w:ascii="Times New Roman" w:hAnsi="Times New Roman" w:eastAsia="Times New Roman" w:cs="Times New Roman"/>
@@ -15635,19 +15899,29 @@
       <w:pPr>
         <w:pStyle w:val="BodyText"/>
       </w:pPr>
-      <w:r>
-        <w:rPr>
-          <w:rFonts w:ascii="Times New Roman" w:hAnsi="Times New Roman" w:eastAsia="Times New Roman" w:cs="Times New Roman"/>
-        </w:rPr>
-        <w:t>Fe</w:t>
-      </w:r>
-      <w:r>
-        <w:rPr>
-          <w:rFonts w:ascii="Times New Roman" w:hAnsi="Times New Roman" w:eastAsia="Times New Roman" w:cs="Times New Roman"/>
-          <w:vertAlign w:val="superscript"/>
-        </w:rPr>
-        <w:t>3+</w:t>
-      </w:r>
+      <m:oMath>
+        <m:r>
+          <m:t>F</m:t>
+        </m:r>
+        <m:sSup>
+          <m:e>
+            <m:r>
+              <m:t>e</m:t>
+            </m:r>
+          </m:e>
+          <m:sup>
+            <m:r>
+              <m:t>3</m:t>
+            </m:r>
+            <m:r>
+              <m:rPr>
+                <m:sty m:val="p"/>
+              </m:rPr>
+              <m:t>+</m:t>
+            </m:r>
+          </m:sup>
+        </m:sSup>
+      </m:oMath>
       <w:r>
         <w:rPr>
           <w:rFonts w:ascii="Times New Roman" w:hAnsi="Times New Roman" w:eastAsia="Times New Roman" w:cs="Times New Roman"/>
@@ -15723,46 +15997,85 @@
         <w:rPr>
           <w:rFonts w:ascii="Times New Roman" w:hAnsi="Times New Roman" w:eastAsia="Times New Roman" w:cs="Times New Roman"/>
         </w:rPr>
-        <w:t>、Cl</w:t>
-      </w:r>
-      <w:r>
-        <w:rPr>
-          <w:rFonts w:ascii="Times New Roman" w:hAnsi="Times New Roman" w:eastAsia="Times New Roman" w:cs="Times New Roman"/>
-          <w:vertAlign w:val="superscript"/>
-        </w:rPr>
-        <w:t>-</w:t>
-      </w:r>
-      <w:r>
-        <w:rPr>
-          <w:rFonts w:ascii="Times New Roman" w:hAnsi="Times New Roman" w:eastAsia="Times New Roman" w:cs="Times New Roman"/>
-        </w:rPr>
-        <w:t>、SCN</w:t>
-      </w:r>
-      <w:r>
-        <w:rPr>
-          <w:rFonts w:ascii="Times New Roman" w:hAnsi="Times New Roman" w:eastAsia="Times New Roman" w:cs="Times New Roman"/>
-          <w:vertAlign w:val="superscript"/>
-        </w:rPr>
-        <w:t>-</w:t>
-      </w:r>
-      <w:r>
-        <w:rPr>
-          <w:rFonts w:ascii="Times New Roman" w:hAnsi="Times New Roman" w:eastAsia="Times New Roman" w:cs="Times New Roman"/>
-        </w:rPr>
-        <w:t>、F</w:t>
-      </w:r>
-      <w:r>
-        <w:rPr>
-          <w:rFonts w:ascii="Times New Roman" w:hAnsi="Times New Roman" w:eastAsia="Times New Roman" w:cs="Times New Roman"/>
-          <w:vertAlign w:val="superscript"/>
-        </w:rPr>
-        <w:t>-</w:t>
-      </w:r>
-      <w:r>
-        <w:rPr>
-          <w:rFonts w:ascii="Times New Roman" w:hAnsi="Times New Roman" w:eastAsia="Times New Roman" w:cs="Times New Roman"/>
-        </w:rPr>
-        <w:t>、</w:t>
+        <w:t xml:space="preserve">、</w:t>
+      </w:r>
+      <m:oMath>
+        <m:r>
+          <m:t>C</m:t>
+        </m:r>
+        <m:sSup>
+          <m:e>
+            <m:r>
+              <m:t>l</m:t>
+            </m:r>
+          </m:e>
+          <m:sup>
+            <m:r>
+              <m:rPr>
+                <m:sty m:val="p"/>
+              </m:rPr>
+              <m:t>−</m:t>
+            </m:r>
+          </m:sup>
+        </m:sSup>
+      </m:oMath>
+      <w:r>
+        <w:rPr>
+          <w:rFonts w:ascii="Times New Roman" w:hAnsi="Times New Roman" w:eastAsia="Times New Roman" w:cs="Times New Roman"/>
+        </w:rPr>
+        <w:t xml:space="preserve">、</w:t>
+      </w:r>
+      <m:oMath>
+        <m:r>
+          <m:t>S</m:t>
+        </m:r>
+        <m:r>
+          <m:t>C</m:t>
+        </m:r>
+        <m:sSup>
+          <m:e>
+            <m:r>
+              <m:t>N</m:t>
+            </m:r>
+          </m:e>
+          <m:sup>
+            <m:r>
+              <m:rPr>
+                <m:sty m:val="p"/>
+              </m:rPr>
+              <m:t>−</m:t>
+            </m:r>
+          </m:sup>
+        </m:sSup>
+      </m:oMath>
+      <w:r>
+        <w:rPr>
+          <w:rFonts w:ascii="Times New Roman" w:hAnsi="Times New Roman" w:eastAsia="Times New Roman" w:cs="Times New Roman"/>
+        </w:rPr>
+        <w:t xml:space="preserve">、</w:t>
+      </w:r>
+      <m:oMath>
+        <m:sSup>
+          <m:e>
+            <m:r>
+              <m:t>F</m:t>
+            </m:r>
+          </m:e>
+          <m:sup>
+            <m:r>
+              <m:rPr>
+                <m:sty m:val="p"/>
+              </m:rPr>
+              <m:t>−</m:t>
+            </m:r>
+          </m:sup>
+        </m:sSup>
+      </m:oMath>
+      <w:r>
+        <w:rPr>
+          <w:rFonts w:ascii="Times New Roman" w:hAnsi="Times New Roman" w:eastAsia="Times New Roman" w:cs="Times New Roman"/>
+        </w:rPr>
+        <w:t xml:space="preserve">、</w:t>
       </w:r>
       <m:oMath>
         <m:oMathPr>
@@ -15813,15 +16126,28 @@
         <w:rPr>
           <w:rFonts w:ascii="Times New Roman" w:hAnsi="Times New Roman" w:eastAsia="Times New Roman" w:cs="Times New Roman"/>
         </w:rPr>
-        <w:t>、CN</w:t>
-      </w:r>
-      <w:r>
-        <w:rPr>
-          <w:rFonts w:ascii="Times New Roman" w:hAnsi="Times New Roman" w:eastAsia="Times New Roman" w:cs="Times New Roman"/>
-          <w:vertAlign w:val="superscript"/>
-        </w:rPr>
-        <w:t>-</w:t>
-      </w:r>
+        <w:t xml:space="preserve">、</w:t>
+      </w:r>
+      <m:oMath>
+        <m:r>
+          <m:t>C</m:t>
+        </m:r>
+        <m:sSup>
+          <m:e>
+            <m:r>
+              <m:t>N</m:t>
+            </m:r>
+          </m:e>
+          <m:sup>
+            <m:r>
+              <m:rPr>
+                <m:sty m:val="p"/>
+              </m:rPr>
+              <m:t>−</m:t>
+            </m:r>
+          </m:sup>
+        </m:sSup>
+      </m:oMath>
       <w:r>
         <w:rPr>
           <w:rFonts w:ascii="Times New Roman" w:hAnsi="Times New Roman" w:eastAsia="Times New Roman" w:cs="Times New Roman"/>
@@ -15838,15 +16164,28 @@
         <w:rPr>
           <w:rFonts w:hint="eastAsia" w:ascii="Times New Roman" w:hAnsi="Times New Roman" w:eastAsia="Times New Roman" w:cs="Times New Roman"/>
         </w:rPr>
-        <w:t>。CN</w:t>
-      </w:r>
-      <w:r>
-        <w:rPr>
-          <w:rFonts w:hint="eastAsia" w:ascii="Times New Roman" w:hAnsi="Times New Roman" w:eastAsia="Times New Roman" w:cs="Times New Roman"/>
-          <w:vertAlign w:val="superscript"/>
-        </w:rPr>
-        <w:t>-</w:t>
-      </w:r>
+        <w:t>。</w:t>
+      </w:r>
+      <m:oMath>
+        <m:r>
+          <m:t>C</m:t>
+        </m:r>
+        <m:sSup>
+          <m:e>
+            <m:r>
+              <m:t>N</m:t>
+            </m:r>
+          </m:e>
+          <m:sup>
+            <m:r>
+              <m:rPr>
+                <m:sty m:val="p"/>
+              </m:rPr>
+              <m:t>−</m:t>
+            </m:r>
+          </m:sup>
+        </m:sSup>
+      </m:oMath>
       <w:r>
         <w:rPr>
           <w:rFonts w:ascii="Times New Roman" w:hAnsi="Times New Roman" w:eastAsia="Times New Roman" w:cs="Times New Roman"/>
@@ -15863,15 +16202,25 @@
         <w:rPr>
           <w:rFonts w:hint="eastAsia" w:ascii="Times New Roman" w:hAnsi="Times New Roman" w:eastAsia="Times New Roman" w:cs="Times New Roman"/>
         </w:rPr>
-        <w:t>（X</w:t>
-      </w:r>
-      <w:r>
-        <w:rPr>
-          <w:rFonts w:hint="eastAsia" w:ascii="Times New Roman" w:hAnsi="Times New Roman" w:eastAsia="Times New Roman" w:cs="Times New Roman"/>
-          <w:vertAlign w:val="superscript"/>
-        </w:rPr>
-        <w:t>-</w:t>
-      </w:r>
+        <w:t>（</w:t>
+      </w:r>
+      <m:oMath>
+        <m:sSup>
+          <m:e>
+            <m:r>
+              <m:t>X</m:t>
+            </m:r>
+          </m:e>
+          <m:sup>
+            <m:r>
+              <m:rPr>
+                <m:sty m:val="p"/>
+              </m:rPr>
+              <m:t>−</m:t>
+            </m:r>
+          </m:sup>
+        </m:sSup>
+      </m:oMath>
       <w:r>
         <w:rPr>
           <w:rFonts w:hint="eastAsia" w:ascii="Times New Roman" w:hAnsi="Times New Roman" w:eastAsia="Times New Roman" w:cs="Times New Roman"/>
@@ -15947,15 +16296,22 @@
         <w:rPr>
           <w:rFonts w:hint="eastAsia" w:ascii="Times New Roman" w:hAnsi="Times New Roman" w:eastAsia="Times New Roman" w:cs="Times New Roman"/>
         </w:rPr>
-        <w:t>（X</w:t>
-      </w:r>
-      <w:r>
-        <w:rPr>
-          <w:rFonts w:hint="eastAsia" w:ascii="Times New Roman" w:hAnsi="Times New Roman" w:eastAsia="Times New Roman" w:cs="Times New Roman"/>
-          <w:vertAlign w:val="subscript"/>
-        </w:rPr>
-        <w:t>2</w:t>
-      </w:r>
+        <w:t>（</w:t>
+      </w:r>
+      <m:oMath>
+        <m:sSub>
+          <m:e>
+            <m:r>
+              <m:t>X</m:t>
+            </m:r>
+          </m:e>
+          <m:sub>
+            <m:r>
+              <m:t>2</m:t>
+            </m:r>
+          </m:sub>
+        </m:sSub>
+      </m:oMath>
       <w:r>
         <w:rPr>
           <w:rFonts w:hint="eastAsia" w:ascii="Times New Roman" w:hAnsi="Times New Roman" w:eastAsia="Times New Roman" w:cs="Times New Roman"/>
@@ -16129,15 +16485,31 @@
         <w:rPr>
           <w:rFonts w:ascii="Times New Roman" w:hAnsi="Times New Roman" w:eastAsia="Times New Roman" w:cs="Times New Roman"/>
         </w:rPr>
-        <w:t xml:space="preserve"> FeSO</w:t>
-      </w:r>
-      <w:r>
-        <w:rPr>
-          <w:rFonts w:ascii="Times New Roman" w:hAnsi="Times New Roman" w:eastAsia="Times New Roman" w:cs="Times New Roman"/>
-          <w:vertAlign w:val="subscript"/>
-        </w:rPr>
-        <w:t>4</w:t>
-      </w:r>
+        <w:t xml:space="preserve"> </w:t>
+      </w:r>
+      <m:oMath>
+        <m:r>
+          <m:t>F</m:t>
+        </m:r>
+        <m:r>
+          <m:t>e</m:t>
+        </m:r>
+        <m:r>
+          <m:t>S</m:t>
+        </m:r>
+        <m:sSub>
+          <m:e>
+            <m:r>
+              <m:t>O</m:t>
+            </m:r>
+          </m:e>
+          <m:sub>
+            <m:r>
+              <m:t>4</m:t>
+            </m:r>
+          </m:sub>
+        </m:sSub>
+      </m:oMath>
       <w:r>
         <w:rPr>
           <w:rFonts w:ascii="Times New Roman" w:hAnsi="Times New Roman" w:eastAsia="Times New Roman" w:cs="Times New Roman"/>
@@ -16288,15 +16660,31 @@
         <w:rPr>
           <w:rFonts w:ascii="Times New Roman" w:hAnsi="Times New Roman" w:eastAsia="Times New Roman" w:cs="Times New Roman"/>
         </w:rPr>
-        <w:t xml:space="preserve"> Fe</w:t>
-      </w:r>
-      <w:r>
-        <w:rPr>
-          <w:rFonts w:ascii="Times New Roman" w:hAnsi="Times New Roman" w:eastAsia="Times New Roman" w:cs="Times New Roman"/>
-          <w:vertAlign w:val="superscript"/>
-        </w:rPr>
-        <w:t>3+</w:t>
-      </w:r>
+        <w:t xml:space="preserve"> </w:t>
+      </w:r>
+      <m:oMath>
+        <m:r>
+          <m:t>F</m:t>
+        </m:r>
+        <m:sSup>
+          <m:e>
+            <m:r>
+              <m:t>e</m:t>
+            </m:r>
+          </m:e>
+          <m:sup>
+            <m:r>
+              <m:t>3</m:t>
+            </m:r>
+            <m:r>
+              <m:rPr>
+                <m:sty m:val="p"/>
+              </m:rPr>
+              <m:t>+</m:t>
+            </m:r>
+          </m:sup>
+        </m:sSup>
+      </m:oMath>
       <w:r>
         <w:rPr>
           <w:rFonts w:ascii="Times New Roman" w:hAnsi="Times New Roman" w:eastAsia="Times New Roman" w:cs="Times New Roman"/>
@@ -16313,15 +16701,28 @@
         <w:rPr>
           <w:rFonts w:ascii="Times New Roman" w:hAnsi="Times New Roman" w:eastAsia="Times New Roman" w:cs="Times New Roman"/>
         </w:rPr>
-        <w:t xml:space="preserve"> CN</w:t>
-      </w:r>
-      <w:r>
-        <w:rPr>
-          <w:rFonts w:ascii="Times New Roman" w:hAnsi="Times New Roman" w:eastAsia="Times New Roman" w:cs="Times New Roman"/>
-          <w:vertAlign w:val="superscript"/>
-        </w:rPr>
-        <w:t>-</w:t>
-      </w:r>
+        <w:t xml:space="preserve"> </w:t>
+      </w:r>
+      <m:oMath>
+        <m:r>
+          <m:t>C</m:t>
+        </m:r>
+        <m:sSup>
+          <m:e>
+            <m:r>
+              <m:t>N</m:t>
+            </m:r>
+          </m:e>
+          <m:sup>
+            <m:r>
+              <m:rPr>
+                <m:sty m:val="p"/>
+              </m:rPr>
+              <m:t>−</m:t>
+            </m:r>
+          </m:sup>
+        </m:sSup>
+      </m:oMath>
       <w:r>
         <w:rPr>
           <w:rFonts w:ascii="Times New Roman" w:hAnsi="Times New Roman" w:eastAsia="Times New Roman" w:cs="Times New Roman"/>
@@ -16350,15 +16751,25 @@
         <w:rPr>
           <w:rFonts w:ascii="Times New Roman" w:hAnsi="Times New Roman" w:eastAsia="Times New Roman" w:cs="Times New Roman"/>
         </w:rPr>
-        <w:t xml:space="preserve"> Cl</w:t>
-      </w:r>
-      <w:r>
-        <w:rPr>
-          <w:rFonts w:ascii="Times New Roman" w:hAnsi="Times New Roman" w:eastAsia="Times New Roman" w:cs="Times New Roman"/>
-          <w:vertAlign w:val="subscript"/>
-        </w:rPr>
-        <w:t>2</w:t>
-      </w:r>
+        <w:t xml:space="preserve"> </w:t>
+      </w:r>
+      <m:oMath>
+        <m:r>
+          <m:t>C</m:t>
+        </m:r>
+        <m:sSub>
+          <m:e>
+            <m:r>
+              <m:t>l</m:t>
+            </m:r>
+          </m:e>
+          <m:sub>
+            <m:r>
+              <m:t>2</m:t>
+            </m:r>
+          </m:sub>
+        </m:sSub>
+      </m:oMath>
       <w:r>
         <w:rPr>
           <w:rFonts w:ascii="Times New Roman" w:hAnsi="Times New Roman" w:eastAsia="Times New Roman" w:cs="Times New Roman"/>
@@ -16969,20 +17380,36 @@
         <w:rPr>
           <w:rFonts w:ascii="Times New Roman" w:hAnsi="Times New Roman" w:eastAsia="Times New Roman" w:cs="Times New Roman"/>
         </w:rPr>
-        <w:t>、MnSO</w:t>
-      </w:r>
-      <w:r>
-        <w:rPr>
-          <w:rFonts w:ascii="Times New Roman" w:hAnsi="Times New Roman" w:eastAsia="Times New Roman" w:cs="Times New Roman"/>
-          <w:vertAlign w:val="subscript"/>
-        </w:rPr>
-        <w:t>4</w:t>
-      </w:r>
-      <w:r>
-        <w:rPr>
-          <w:rFonts w:ascii="Times New Roman" w:hAnsi="Times New Roman" w:eastAsia="Times New Roman" w:cs="Times New Roman"/>
-        </w:rPr>
-        <w:t>、</w:t>
+        <w:t xml:space="preserve">、</w:t>
+      </w:r>
+      <m:oMath>
+        <m:r>
+          <m:t>M</m:t>
+        </m:r>
+        <m:r>
+          <m:t>n</m:t>
+        </m:r>
+        <m:r>
+          <m:t>S</m:t>
+        </m:r>
+        <m:sSub>
+          <m:e>
+            <m:r>
+              <m:t>O</m:t>
+            </m:r>
+          </m:e>
+          <m:sub>
+            <m:r>
+              <m:t>4</m:t>
+            </m:r>
+          </m:sub>
+        </m:sSub>
+      </m:oMath>
+      <w:r>
+        <w:rPr>
+          <w:rFonts w:ascii="Times New Roman" w:hAnsi="Times New Roman" w:eastAsia="Times New Roman" w:cs="Times New Roman"/>
+        </w:rPr>
+        <w:t xml:space="preserve">、</w:t>
       </w:r>
       <m:oMath>
         <m:oMathPr>
@@ -18444,19 +18871,23 @@
         </w:rPr>
         <w:t xml:space="preserve"> </w:t>
       </w:r>
-      <w:r>
-        <w:rPr>
-          <w:rFonts w:hint="eastAsia" w:ascii="Times New Roman" w:hAnsi="Times New Roman" w:eastAsia="Times New Roman" w:cs="Times New Roman"/>
-        </w:rPr>
-        <w:t>SO</w:t>
-      </w:r>
-      <w:r>
-        <w:rPr>
-          <w:rFonts w:hint="eastAsia" w:ascii="Times New Roman" w:hAnsi="Times New Roman" w:eastAsia="Times New Roman" w:cs="Times New Roman"/>
-          <w:vertAlign w:val="subscript"/>
-        </w:rPr>
-        <w:t>2</w:t>
-      </w:r>
+      <m:oMath>
+        <m:r>
+          <m:t>S</m:t>
+        </m:r>
+        <m:sSub>
+          <m:e>
+            <m:r>
+              <m:t>O</m:t>
+            </m:r>
+          </m:e>
+          <m:sub>
+            <m:r>
+              <m:t>2</m:t>
+            </m:r>
+          </m:sub>
+        </m:sSub>
+      </m:oMath>
       <w:r>
         <w:rPr>
           <w:rFonts w:hint="eastAsia" w:ascii="Times New Roman" w:hAnsi="Times New Roman" w:eastAsia="Times New Roman" w:cs="Times New Roman"/>
@@ -20467,7 +20898,7 @@
     <ns0:name ns0:val="Verbatim Char"/>
     <ns0:basedOn ns0:val="BodyTextChar"/>
     <ns0:rPr>
-      <ns0:rFonts ns0:ascii="Times New Roman" ns0:cs="Times New Roman" ns0:eastAsia="FangSong" ns0:hAnsi="Times New Roman"/>
+      <ns0:rFonts ns0:ascii="SimSun" ns0:cs="SimSun" ns0:eastAsia="SimSun" ns0:hAnsi="SimSun"/>
       <ns0:b ns0:val="0"/>
       <ns0:sz ns0:val="20"/>
     </ns0:rPr>
@@ -20529,7 +20960,7 @@
       <w:wordWrap w:val="off"/>
     </w:pPr>
     <ns0:rPr>
-      <w:rFonts ns0:ascii="Times New Roman" ns0:hAnsi="Times New Roman" ns0:eastAsia="FangSong" ns0:cs="Times New Roman"/>
+      <w:rFonts ns0:ascii="SimSun" ns0:hAnsi="SimSun" ns0:eastAsia="SimSun" ns0:cs="SimSun"/>
     </ns0:rPr>
   </w:style>
   <w:style w:type="character" w:customStyle="1" w:styleId="KeywordTok">

--- a/00-首页/题组Word/专项卷/二分册/专项卷IV-教师版.docx
+++ b/00-首页/题组Word/专项卷/二分册/专项卷IV-教师版.docx
@@ -3622,7 +3622,7 @@
         </w:rPr>
         <w:drawing>
           <wp:inline>
-            <wp:extent cx="2971800" cy="2476500"/>
+            <wp:extent cx="2921000" cy="2476500"/>
             <wp:effectExtent b="0" l="0" r="0" t="0"/>
             <wp:docPr descr="" title="" id="17" name="Picture"/>
             <a:graphic>
@@ -3643,7 +3643,7 @@
                   <pic:spPr bwMode="auto">
                     <a:xfrm>
                       <a:off x="0" y="0"/>
-                      <a:ext cx="2971800" cy="2476500"/>
+                      <a:ext cx="2921000" cy="2476500"/>
                     </a:xfrm>
                     <a:prstGeom prst="rect">
                       <a:avLst/>
@@ -3677,7 +3677,7 @@
         </w:rPr>
         <w:drawing>
           <wp:inline>
-            <wp:extent cx="3086100" cy="2489200"/>
+            <wp:extent cx="3086100" cy="2487110"/>
             <wp:effectExtent b="0" l="0" r="0" t="0"/>
             <wp:docPr descr="" title="" id="20" name="Picture"/>
             <a:graphic>
@@ -3698,7 +3698,7 @@
                   <pic:spPr bwMode="auto">
                     <a:xfrm>
                       <a:off x="0" y="0"/>
-                      <a:ext cx="3086100" cy="2489200"/>
+                      <a:ext cx="3086100" cy="2487110"/>
                     </a:xfrm>
                     <a:prstGeom prst="rect">
                       <a:avLst/>
@@ -3732,7 +3732,7 @@
         </w:rPr>
         <w:drawing>
           <wp:inline>
-            <wp:extent cx="2971800" cy="2514600"/>
+            <wp:extent cx="2897534" cy="2514600"/>
             <wp:effectExtent b="0" l="0" r="0" t="0"/>
             <wp:docPr descr="" title="" id="23" name="Picture"/>
             <a:graphic>
@@ -3753,7 +3753,7 @@
                   <pic:spPr bwMode="auto">
                     <a:xfrm>
                       <a:off x="0" y="0"/>
-                      <a:ext cx="2971800" cy="2514600"/>
+                      <a:ext cx="2897534" cy="2514600"/>
                     </a:xfrm>
                     <a:prstGeom prst="rect">
                       <a:avLst/>
@@ -3892,7 +3892,7 @@
         </w:rPr>
         <w:drawing>
           <wp:inline>
-            <wp:extent cx="3600000" cy="1183892"/>
+            <wp:extent cx="3587918" cy="1183892"/>
             <wp:effectExtent b="0" l="0" r="0" t="0"/>
             <wp:docPr descr="" title="" id="26" name="Picture"/>
             <a:graphic>
@@ -3913,7 +3913,7 @@
                   <pic:spPr bwMode="auto">
                     <a:xfrm>
                       <a:off x="0" y="0"/>
-                      <a:ext cx="3600000" cy="1183892"/>
+                      <a:ext cx="3587918" cy="1183892"/>
                     </a:xfrm>
                     <a:prstGeom prst="rect">
                       <a:avLst/>
@@ -4575,6 +4575,8 @@
     <w:p>
       <w:pPr>
         <w:pStyle w:val="FirstParagraph"/>
+        <w:ind w:left="480" w:hanging="480"/>
+        <w:spacing w:after="0"/>
       </w:pPr>
       <w:r>
         <w:rPr>
@@ -4702,6 +4704,13 @@
         </w:rPr>
         <w:t xml:space="preserve"> </w:t>
       </w:r>
+    </w:p>
+    <w:p>
+      <w:pPr>
+        <w:pStyle w:val="FirstParagraph"/>
+        <w:ind w:left="480" w:hanging="480"/>
+        <w:spacing w:before="0" w:after="0"/>
+      </w:pPr>
       <w:r>
         <w:rPr>
           <w:rFonts w:ascii="Times New Roman" w:hAnsi="Times New Roman" w:eastAsia="Times New Roman" w:cs="Times New Roman"/>
@@ -4764,7 +4773,20 @@
         <w:rPr>
           <w:rFonts w:ascii="Times New Roman" w:hAnsi="Times New Roman" w:eastAsia="Times New Roman" w:cs="Times New Roman"/>
         </w:rPr>
-        <w:t xml:space="preserve">　B.</w:t>
+        <w:t xml:space="preserve">　</w:t>
+      </w:r>
+    </w:p>
+    <w:p>
+      <w:pPr>
+        <w:pStyle w:val="FirstParagraph"/>
+        <w:ind w:left="480" w:hanging="480"/>
+        <w:spacing w:before="0" w:after="0"/>
+      </w:pPr>
+      <w:r>
+        <w:rPr>
+          <w:rFonts w:ascii="Times New Roman" w:hAnsi="Times New Roman" w:eastAsia="Times New Roman" w:cs="Times New Roman"/>
+        </w:rPr>
+        <w:t xml:space="preserve">B.</w:t>
       </w:r>
       <w:r>
         <w:rPr>
@@ -4822,7 +4844,20 @@
         <w:rPr>
           <w:rFonts w:ascii="Times New Roman" w:hAnsi="Times New Roman" w:eastAsia="Times New Roman" w:cs="Times New Roman"/>
         </w:rPr>
-        <w:t xml:space="preserve">　C.</w:t>
+        <w:t xml:space="preserve">　</w:t>
+      </w:r>
+    </w:p>
+    <w:p>
+      <w:pPr>
+        <w:pStyle w:val="FirstParagraph"/>
+        <w:ind w:left="480" w:hanging="480"/>
+        <w:spacing w:before="0" w:after="0"/>
+      </w:pPr>
+      <w:r>
+        <w:rPr>
+          <w:rFonts w:ascii="Times New Roman" w:hAnsi="Times New Roman" w:eastAsia="Times New Roman" w:cs="Times New Roman"/>
+        </w:rPr>
+        <w:t xml:space="preserve">C.</w:t>
       </w:r>
       <w:r>
         <w:rPr>
@@ -4880,7 +4915,20 @@
         <w:rPr>
           <w:rFonts w:ascii="Times New Roman" w:hAnsi="Times New Roman" w:eastAsia="Times New Roman" w:cs="Times New Roman"/>
         </w:rPr>
-        <w:t xml:space="preserve">　D.</w:t>
+        <w:t xml:space="preserve">　</w:t>
+      </w:r>
+    </w:p>
+    <w:p>
+      <w:pPr>
+        <w:pStyle w:val="FirstParagraph"/>
+        <w:ind w:left="480" w:hanging="480"/>
+        <w:spacing w:before="0" w:after="180"/>
+      </w:pPr>
+      <w:r>
+        <w:rPr>
+          <w:rFonts w:ascii="Times New Roman" w:hAnsi="Times New Roman" w:eastAsia="Times New Roman" w:cs="Times New Roman"/>
+        </w:rPr>
+        <w:t xml:space="preserve">D.</w:t>
       </w:r>
       <w:r>
         <w:rPr>
@@ -5113,6 +5161,8 @@
     <w:p>
       <w:pPr>
         <w:pStyle w:val="FirstParagraph"/>
+        <w:ind w:left="480" w:hanging="480"/>
+        <w:spacing w:after="0"/>
       </w:pPr>
       <w:r>
         <w:rPr>
@@ -5132,6 +5182,13 @@
         </w:rPr>
         <w:t xml:space="preserve"> </w:t>
       </w:r>
+    </w:p>
+    <w:p>
+      <w:pPr>
+        <w:pStyle w:val="FirstParagraph"/>
+        <w:ind w:left="480" w:hanging="480"/>
+        <w:spacing w:before="0" w:after="0"/>
+      </w:pPr>
       <w:r>
         <w:rPr>
           <w:rFonts w:ascii="Times New Roman" w:hAnsi="Times New Roman" w:eastAsia="Times New Roman" w:cs="Times New Roman"/>
@@ -5150,6 +5207,13 @@
         </w:rPr>
         <w:t xml:space="preserve"> </w:t>
       </w:r>
+    </w:p>
+    <w:p>
+      <w:pPr>
+        <w:pStyle w:val="FirstParagraph"/>
+        <w:ind w:left="480" w:hanging="480"/>
+        <w:spacing w:before="0" w:after="0"/>
+      </w:pPr>
       <w:r>
         <w:rPr>
           <w:rFonts w:ascii="Times New Roman" w:hAnsi="Times New Roman" w:eastAsia="Times New Roman" w:cs="Times New Roman"/>
@@ -5168,6 +5232,13 @@
         </w:rPr>
         <w:t xml:space="preserve"> </w:t>
       </w:r>
+    </w:p>
+    <w:p>
+      <w:pPr>
+        <w:pStyle w:val="FirstParagraph"/>
+        <w:ind w:left="480" w:hanging="480"/>
+        <w:spacing w:before="0" w:after="180"/>
+      </w:pPr>
       <w:r>
         <w:rPr>
           <w:rFonts w:ascii="Times New Roman" w:hAnsi="Times New Roman" w:eastAsia="Times New Roman" w:cs="Times New Roman"/>
@@ -5432,6 +5503,8 @@
     <w:p>
       <w:pPr>
         <w:pStyle w:val="BodyText"/>
+        <w:ind w:left="480" w:hanging="480"/>
+        <w:spacing w:after="0"/>
       </w:pPr>
       <w:r>
         <w:rPr>
@@ -5486,7 +5559,20 @@
         <w:rPr>
           <w:rFonts w:ascii="Times New Roman" w:hAnsi="Times New Roman" w:eastAsia="Times New Roman" w:cs="Times New Roman"/>
         </w:rPr>
-        <w:t xml:space="preserve">　B.</w:t>
+        <w:t xml:space="preserve">　</w:t>
+      </w:r>
+    </w:p>
+    <w:p>
+      <w:pPr>
+        <w:pStyle w:val="BodyText"/>
+        <w:ind w:left="480" w:hanging="480"/>
+        <w:spacing w:before="0" w:after="0"/>
+      </w:pPr>
+      <w:r>
+        <w:rPr>
+          <w:rFonts w:ascii="Times New Roman" w:hAnsi="Times New Roman" w:eastAsia="Times New Roman" w:cs="Times New Roman"/>
+        </w:rPr>
+        <w:t xml:space="preserve">B.</w:t>
       </w:r>
       <w:r>
         <w:rPr>
@@ -5521,7 +5607,20 @@
         <w:rPr>
           <w:rFonts w:ascii="Times New Roman" w:hAnsi="Times New Roman" w:eastAsia="Times New Roman" w:cs="Times New Roman"/>
         </w:rPr>
-        <w:t xml:space="preserve">　C.</w:t>
+        <w:t xml:space="preserve">　</w:t>
+      </w:r>
+    </w:p>
+    <w:p>
+      <w:pPr>
+        <w:pStyle w:val="BodyText"/>
+        <w:ind w:left="480" w:hanging="480"/>
+        <w:spacing w:before="0" w:after="0"/>
+      </w:pPr>
+      <w:r>
+        <w:rPr>
+          <w:rFonts w:ascii="Times New Roman" w:hAnsi="Times New Roman" w:eastAsia="Times New Roman" w:cs="Times New Roman"/>
+        </w:rPr>
+        <w:t xml:space="preserve">C.</w:t>
       </w:r>
       <w:r>
         <w:rPr>
@@ -5556,7 +5655,20 @@
         <w:rPr>
           <w:rFonts w:ascii="Times New Roman" w:hAnsi="Times New Roman" w:eastAsia="Times New Roman" w:cs="Times New Roman"/>
         </w:rPr>
-        <w:t xml:space="preserve">　D.</w:t>
+        <w:t xml:space="preserve">　</w:t>
+      </w:r>
+    </w:p>
+    <w:p>
+      <w:pPr>
+        <w:pStyle w:val="BodyText"/>
+        <w:ind w:left="480" w:hanging="480"/>
+        <w:spacing w:before="0" w:after="180"/>
+      </w:pPr>
+      <w:r>
+        <w:rPr>
+          <w:rFonts w:ascii="Times New Roman" w:hAnsi="Times New Roman" w:eastAsia="Times New Roman" w:cs="Times New Roman"/>
+        </w:rPr>
+        <w:t xml:space="preserve">D.</w:t>
       </w:r>
       <w:r>
         <w:rPr>
@@ -5729,6 +5841,8 @@
     <w:p>
       <w:pPr>
         <w:pStyle w:val="FirstParagraph"/>
+        <w:ind w:left="480" w:hanging="480"/>
+        <w:spacing w:after="0"/>
       </w:pPr>
       <w:r>
         <w:rPr>
@@ -5869,6 +5983,13 @@
         </w:rPr>
         <w:t xml:space="preserve"> </w:t>
       </w:r>
+    </w:p>
+    <w:p>
+      <w:pPr>
+        <w:pStyle w:val="FirstParagraph"/>
+        <w:ind w:left="480" w:hanging="480"/>
+        <w:spacing w:before="0" w:after="0"/>
+      </w:pPr>
       <w:r>
         <w:rPr>
           <w:rFonts w:ascii="Times New Roman" w:hAnsi="Times New Roman" w:eastAsia="Times New Roman" w:cs="Times New Roman"/>
@@ -5949,7 +6070,20 @@
         <w:rPr>
           <w:rFonts w:ascii="Times New Roman" w:hAnsi="Times New Roman" w:eastAsia="Times New Roman" w:cs="Times New Roman"/>
         </w:rPr>
-        <w:t xml:space="preserve">　B.</w:t>
+        <w:t xml:space="preserve">　</w:t>
+      </w:r>
+    </w:p>
+    <w:p>
+      <w:pPr>
+        <w:pStyle w:val="FirstParagraph"/>
+        <w:ind w:left="480" w:hanging="480"/>
+        <w:spacing w:before="0" w:after="0"/>
+      </w:pPr>
+      <w:r>
+        <w:rPr>
+          <w:rFonts w:ascii="Times New Roman" w:hAnsi="Times New Roman" w:eastAsia="Times New Roman" w:cs="Times New Roman"/>
+        </w:rPr>
+        <w:t xml:space="preserve">B.</w:t>
       </w:r>
       <w:r>
         <w:rPr>
@@ -6064,7 +6198,20 @@
         <w:rPr>
           <w:rFonts w:ascii="Times New Roman" w:hAnsi="Times New Roman" w:eastAsia="Times New Roman" w:cs="Times New Roman"/>
         </w:rPr>
-        <w:t xml:space="preserve">　C.</w:t>
+        <w:t xml:space="preserve">　</w:t>
+      </w:r>
+    </w:p>
+    <w:p>
+      <w:pPr>
+        <w:pStyle w:val="FirstParagraph"/>
+        <w:ind w:left="480" w:hanging="480"/>
+        <w:spacing w:before="0" w:after="0"/>
+      </w:pPr>
+      <w:r>
+        <w:rPr>
+          <w:rFonts w:ascii="Times New Roman" w:hAnsi="Times New Roman" w:eastAsia="Times New Roman" w:cs="Times New Roman"/>
+        </w:rPr>
+        <w:t xml:space="preserve">C.</w:t>
       </w:r>
       <w:r>
         <w:rPr>
@@ -6176,7 +6323,20 @@
         <w:rPr>
           <w:rFonts w:ascii="Times New Roman" w:hAnsi="Times New Roman" w:eastAsia="Times New Roman" w:cs="Times New Roman"/>
         </w:rPr>
-        <w:t xml:space="preserve">　D.</w:t>
+        <w:t xml:space="preserve">　</w:t>
+      </w:r>
+    </w:p>
+    <w:p>
+      <w:pPr>
+        <w:pStyle w:val="FirstParagraph"/>
+        <w:ind w:left="480" w:hanging="480"/>
+        <w:spacing w:before="0" w:after="180"/>
+      </w:pPr>
+      <w:r>
+        <w:rPr>
+          <w:rFonts w:ascii="Times New Roman" w:hAnsi="Times New Roman" w:eastAsia="Times New Roman" w:cs="Times New Roman"/>
+        </w:rPr>
+        <w:t xml:space="preserve">D.</w:t>
       </w:r>
       <w:r>
         <w:rPr>
@@ -7012,12 +7172,53 @@
     <w:p>
       <w:pPr>
         <w:pStyle w:val="FirstParagraph"/>
-      </w:pPr>
-      <w:r>
-        <w:rPr>
-          <w:rFonts w:ascii="Times New Roman" w:hAnsi="Times New Roman" w:eastAsia="Times New Roman" w:cs="Times New Roman"/>
-        </w:rPr>
-        <w:t xml:space="preserve">A. 3　　B. 2　　C. 1　　D. </w:t>
+        <w:ind w:left="480" w:hanging="480"/>
+        <w:spacing w:after="0"/>
+      </w:pPr>
+      <w:r>
+        <w:rPr>
+          <w:rFonts w:ascii="Times New Roman" w:hAnsi="Times New Roman" w:eastAsia="Times New Roman" w:cs="Times New Roman"/>
+        </w:rPr>
+        <w:t xml:space="preserve">A. 3　　</w:t>
+      </w:r>
+    </w:p>
+    <w:p>
+      <w:pPr>
+        <w:pStyle w:val="FirstParagraph"/>
+        <w:ind w:left="480" w:hanging="480"/>
+        <w:spacing w:before="0" w:after="0"/>
+      </w:pPr>
+      <w:r>
+        <w:rPr>
+          <w:rFonts w:ascii="Times New Roman" w:hAnsi="Times New Roman" w:eastAsia="Times New Roman" w:cs="Times New Roman"/>
+        </w:rPr>
+        <w:t xml:space="preserve">B. 2　　</w:t>
+      </w:r>
+    </w:p>
+    <w:p>
+      <w:pPr>
+        <w:pStyle w:val="FirstParagraph"/>
+        <w:ind w:left="480" w:hanging="480"/>
+        <w:spacing w:before="0" w:after="0"/>
+      </w:pPr>
+      <w:r>
+        <w:rPr>
+          <w:rFonts w:ascii="Times New Roman" w:hAnsi="Times New Roman" w:eastAsia="Times New Roman" w:cs="Times New Roman"/>
+        </w:rPr>
+        <w:t xml:space="preserve">C. 1　　</w:t>
+      </w:r>
+    </w:p>
+    <w:p>
+      <w:pPr>
+        <w:pStyle w:val="FirstParagraph"/>
+        <w:ind w:left="480" w:hanging="480"/>
+        <w:spacing w:before="0" w:after="180"/>
+      </w:pPr>
+      <w:r>
+        <w:rPr>
+          <w:rFonts w:ascii="Times New Roman" w:hAnsi="Times New Roman" w:eastAsia="Times New Roman" w:cs="Times New Roman"/>
+        </w:rPr>
+        <w:t xml:space="preserve">D. </w:t>
       </w:r>
       <w:r>
         <w:rPr>
@@ -7549,7 +7750,7 @@
         </w:rPr>
         <w:drawing>
           <wp:inline>
-            <wp:extent cx="2235200" cy="2336800"/>
+            <wp:extent cx="2235200" cy="2260892"/>
             <wp:effectExtent b="0" l="0" r="0" t="0"/>
             <wp:docPr descr="" title="" id="49" name="Picture"/>
             <a:graphic>
@@ -7570,7 +7771,7 @@
                   <pic:spPr bwMode="auto">
                     <a:xfrm>
                       <a:off x="0" y="0"/>
-                      <a:ext cx="2235200" cy="2336800"/>
+                      <a:ext cx="2235200" cy="2260892"/>
                     </a:xfrm>
                     <a:prstGeom prst="rect">
                       <a:avLst/>
@@ -8339,7 +8540,7 @@
         </w:rPr>
         <w:drawing>
           <wp:inline>
-            <wp:extent cx="3600000" cy="771428"/>
+            <wp:extent cx="3600000" cy="763393"/>
             <wp:effectExtent b="0" l="0" r="0" t="0"/>
             <wp:docPr descr="" title="" id="52" name="Picture"/>
             <a:graphic>
@@ -8360,7 +8561,7 @@
                   <pic:spPr bwMode="auto">
                     <a:xfrm>
                       <a:off x="0" y="0"/>
-                      <a:ext cx="3600000" cy="771428"/>
+                      <a:ext cx="3600000" cy="763393"/>
                     </a:xfrm>
                     <a:prstGeom prst="rect">
                       <a:avLst/>
@@ -11539,7 +11740,7 @@
         </w:rPr>
         <w:drawing>
           <wp:inline>
-            <wp:extent cx="1800000" cy="1800000"/>
+            <wp:extent cx="1800000" cy="1761702"/>
             <wp:effectExtent b="0" l="0" r="0" t="0"/>
             <wp:docPr descr="" title="" id="68" name="Picture"/>
             <a:graphic>
@@ -11560,7 +11761,7 @@
                   <pic:spPr bwMode="auto">
                     <a:xfrm>
                       <a:off x="0" y="0"/>
-                      <a:ext cx="1800000" cy="1800000"/>
+                      <a:ext cx="1800000" cy="1761702"/>
                     </a:xfrm>
                     <a:prstGeom prst="rect">
                       <a:avLst/>
@@ -13368,7 +13569,7 @@
         </w:rPr>
         <w:drawing>
           <wp:inline>
-            <wp:extent cx="3600000" cy="842553"/>
+            <wp:extent cx="3600000" cy="838298"/>
             <wp:effectExtent b="0" l="0" r="0" t="0"/>
             <wp:docPr descr="" title="" id="80" name="Picture"/>
             <a:graphic>
@@ -13389,7 +13590,7 @@
                   <pic:spPr bwMode="auto">
                     <a:xfrm>
                       <a:off x="0" y="0"/>
-                      <a:ext cx="3600000" cy="842553"/>
+                      <a:ext cx="3600000" cy="838298"/>
                     </a:xfrm>
                     <a:prstGeom prst="rect">
                       <a:avLst/>
@@ -13732,7 +13933,7 @@
         </w:rPr>
         <w:drawing>
           <wp:inline>
-            <wp:extent cx="3600000" cy="1357894"/>
+            <wp:extent cx="3600000" cy="1350877"/>
             <wp:effectExtent b="0" l="0" r="0" t="0"/>
             <wp:docPr descr="" title="" id="85" name="Picture"/>
             <a:graphic>
@@ -13753,7 +13954,7 @@
                   <pic:spPr bwMode="auto">
                     <a:xfrm>
                       <a:off x="0" y="0"/>
-                      <a:ext cx="3600000" cy="1357894"/>
+                      <a:ext cx="3600000" cy="1350877"/>
                     </a:xfrm>
                     <a:prstGeom prst="rect">
                       <a:avLst/>
@@ -14614,6 +14815,8 @@
     <w:p>
       <w:pPr>
         <w:pStyle w:val="BodyText"/>
+        <w:ind w:left="480" w:hanging="480"/>
+        <w:spacing w:after="0"/>
       </w:pPr>
       <w:r>
         <w:rPr>
@@ -14683,7 +14886,20 @@
         <w:rPr>
           <w:rFonts w:ascii="Times New Roman" w:hAnsi="Times New Roman" w:eastAsia="Times New Roman" w:cs="Times New Roman"/>
         </w:rPr>
-        <w:t xml:space="preserve">　B.</w:t>
+        <w:t xml:space="preserve">　</w:t>
+      </w:r>
+    </w:p>
+    <w:p>
+      <w:pPr>
+        <w:pStyle w:val="BodyText"/>
+        <w:ind w:left="480" w:hanging="480"/>
+        <w:spacing w:before="0" w:after="0"/>
+      </w:pPr>
+      <w:r>
+        <w:rPr>
+          <w:rFonts w:ascii="Times New Roman" w:hAnsi="Times New Roman" w:eastAsia="Times New Roman" w:cs="Times New Roman"/>
+        </w:rPr>
+        <w:t xml:space="preserve">B.</w:t>
       </w:r>
       <w:r>
         <w:rPr>
@@ -14783,7 +14999,20 @@
         <w:rPr>
           <w:rFonts w:ascii="Times New Roman" w:hAnsi="Times New Roman" w:eastAsia="Times New Roman" w:cs="Times New Roman"/>
         </w:rPr>
-        <w:t xml:space="preserve">　C.</w:t>
+        <w:t xml:space="preserve">　</w:t>
+      </w:r>
+    </w:p>
+    <w:p>
+      <w:pPr>
+        <w:pStyle w:val="BodyText"/>
+        <w:ind w:left="480" w:hanging="480"/>
+        <w:spacing w:before="0" w:after="0"/>
+      </w:pPr>
+      <w:r>
+        <w:rPr>
+          <w:rFonts w:ascii="Times New Roman" w:hAnsi="Times New Roman" w:eastAsia="Times New Roman" w:cs="Times New Roman"/>
+        </w:rPr>
+        <w:t xml:space="preserve">C.</w:t>
       </w:r>
       <w:r>
         <w:rPr>
@@ -14883,7 +15112,20 @@
         <w:rPr>
           <w:rFonts w:ascii="Times New Roman" w:hAnsi="Times New Roman" w:eastAsia="Times New Roman" w:cs="Times New Roman"/>
         </w:rPr>
-        <w:t xml:space="preserve">　D.</w:t>
+        <w:t xml:space="preserve">　</w:t>
+      </w:r>
+    </w:p>
+    <w:p>
+      <w:pPr>
+        <w:pStyle w:val="BodyText"/>
+        <w:ind w:left="480" w:hanging="480"/>
+        <w:spacing w:before="0" w:after="180"/>
+      </w:pPr>
+      <w:r>
+        <w:rPr>
+          <w:rFonts w:ascii="Times New Roman" w:hAnsi="Times New Roman" w:eastAsia="Times New Roman" w:cs="Times New Roman"/>
+        </w:rPr>
+        <w:t xml:space="preserve">D.</w:t>
       </w:r>
       <w:r>
         <w:rPr>

--- a/00-首页/题组Word/专项卷/二分册/专项卷IV-教师版.docx
+++ b/00-首页/题组Word/专项卷/二分册/专项卷IV-教师版.docx
@@ -4575,8 +4575,8 @@
     <w:p>
       <w:pPr>
         <w:pStyle w:val="FirstParagraph"/>
+        <w:spacing w:before="0" w:after="0"/>
         <w:ind w:left="480" w:hanging="480"/>
-        <w:spacing w:after="0"/>
       </w:pPr>
       <w:r>
         <w:rPr>
@@ -4708,8 +4708,8 @@
     <w:p>
       <w:pPr>
         <w:pStyle w:val="FirstParagraph"/>
+        <w:spacing w:before="0" w:after="0"/>
         <w:ind w:left="480" w:hanging="480"/>
-        <w:spacing w:before="0" w:after="0"/>
       </w:pPr>
       <w:r>
         <w:rPr>
@@ -4779,8 +4779,8 @@
     <w:p>
       <w:pPr>
         <w:pStyle w:val="FirstParagraph"/>
+        <w:spacing w:before="0" w:after="0"/>
         <w:ind w:left="480" w:hanging="480"/>
-        <w:spacing w:before="0" w:after="0"/>
       </w:pPr>
       <w:r>
         <w:rPr>
@@ -4850,8 +4850,8 @@
     <w:p>
       <w:pPr>
         <w:pStyle w:val="FirstParagraph"/>
+        <w:spacing w:before="0" w:after="0"/>
         <w:ind w:left="480" w:hanging="480"/>
-        <w:spacing w:before="0" w:after="0"/>
       </w:pPr>
       <w:r>
         <w:rPr>
@@ -4921,8 +4921,8 @@
     <w:p>
       <w:pPr>
         <w:pStyle w:val="FirstParagraph"/>
+        <w:spacing w:before="0" w:after="0"/>
         <w:ind w:left="480" w:hanging="480"/>
-        <w:spacing w:before="0" w:after="180"/>
       </w:pPr>
       <w:r>
         <w:rPr>
@@ -5161,8 +5161,8 @@
     <w:p>
       <w:pPr>
         <w:pStyle w:val="FirstParagraph"/>
+        <w:spacing w:before="0" w:after="0"/>
         <w:ind w:left="480" w:hanging="480"/>
-        <w:spacing w:after="0"/>
       </w:pPr>
       <w:r>
         <w:rPr>
@@ -5186,20 +5186,45 @@
     <w:p>
       <w:pPr>
         <w:pStyle w:val="FirstParagraph"/>
+        <w:spacing w:before="0" w:after="0"/>
         <w:ind w:left="480" w:hanging="480"/>
+      </w:pPr>
+      <w:r>
+        <w:rPr>
+          <w:rFonts w:ascii="Times New Roman" w:hAnsi="Times New Roman" w:eastAsia="Times New Roman" w:cs="Times New Roman"/>
+        </w:rPr>
+        <w:t xml:space="preserve">B. </w:t>
+      </w:r>
+      <w:r>
+        <w:rPr>
+          <w:rFonts w:hint="eastAsia" w:ascii="Times New Roman" w:hAnsi="Times New Roman" w:eastAsia="FangSong" w:cs="Times New Roman"/>
+        </w:rPr>
+        <w:t xml:space="preserve">淀粉水解的最终产物是葡萄糖</w:t>
+      </w:r>
+      <w:r>
+        <w:rPr>
+          <w:rFonts w:ascii="Times New Roman" w:hAnsi="Times New Roman" w:eastAsia="Times New Roman" w:cs="Times New Roman"/>
+        </w:rPr>
+        <w:t xml:space="preserve"> </w:t>
+      </w:r>
+    </w:p>
+    <w:p>
+      <w:pPr>
+        <w:pStyle w:val="FirstParagraph"/>
         <w:spacing w:before="0" w:after="0"/>
-      </w:pPr>
-      <w:r>
-        <w:rPr>
-          <w:rFonts w:ascii="Times New Roman" w:hAnsi="Times New Roman" w:eastAsia="Times New Roman" w:cs="Times New Roman"/>
-        </w:rPr>
-        <w:t xml:space="preserve">B. </w:t>
-      </w:r>
-      <w:r>
-        <w:rPr>
-          <w:rFonts w:hint="eastAsia" w:ascii="Times New Roman" w:hAnsi="Times New Roman" w:eastAsia="FangSong" w:cs="Times New Roman"/>
-        </w:rPr>
-        <w:t xml:space="preserve">淀粉水解的最终产物是葡萄糖</w:t>
+        <w:ind w:left="480" w:hanging="480"/>
+      </w:pPr>
+      <w:r>
+        <w:rPr>
+          <w:rFonts w:ascii="Times New Roman" w:hAnsi="Times New Roman" w:eastAsia="Times New Roman" w:cs="Times New Roman"/>
+        </w:rPr>
+        <w:t xml:space="preserve">C. </w:t>
+      </w:r>
+      <w:r>
+        <w:rPr>
+          <w:rFonts w:hint="eastAsia" w:ascii="Times New Roman" w:hAnsi="Times New Roman" w:eastAsia="FangSong" w:cs="Times New Roman"/>
+        </w:rPr>
+        <w:t xml:space="preserve">葡萄糖能发生氧化反应和水解反应</w:t>
       </w:r>
       <w:r>
         <w:rPr>
@@ -5211,33 +5236,8 @@
     <w:p>
       <w:pPr>
         <w:pStyle w:val="FirstParagraph"/>
+        <w:spacing w:before="0" w:after="0"/>
         <w:ind w:left="480" w:hanging="480"/>
-        <w:spacing w:before="0" w:after="0"/>
-      </w:pPr>
-      <w:r>
-        <w:rPr>
-          <w:rFonts w:ascii="Times New Roman" w:hAnsi="Times New Roman" w:eastAsia="Times New Roman" w:cs="Times New Roman"/>
-        </w:rPr>
-        <w:t xml:space="preserve">C. </w:t>
-      </w:r>
-      <w:r>
-        <w:rPr>
-          <w:rFonts w:hint="eastAsia" w:ascii="Times New Roman" w:hAnsi="Times New Roman" w:eastAsia="FangSong" w:cs="Times New Roman"/>
-        </w:rPr>
-        <w:t xml:space="preserve">葡萄糖能发生氧化反应和水解反应</w:t>
-      </w:r>
-      <w:r>
-        <w:rPr>
-          <w:rFonts w:ascii="Times New Roman" w:hAnsi="Times New Roman" w:eastAsia="Times New Roman" w:cs="Times New Roman"/>
-        </w:rPr>
-        <w:t xml:space="preserve"> </w:t>
-      </w:r>
-    </w:p>
-    <w:p>
-      <w:pPr>
-        <w:pStyle w:val="FirstParagraph"/>
-        <w:ind w:left="480" w:hanging="480"/>
-        <w:spacing w:before="0" w:after="180"/>
       </w:pPr>
       <w:r>
         <w:rPr>
@@ -5503,8 +5503,8 @@
     <w:p>
       <w:pPr>
         <w:pStyle w:val="BodyText"/>
+        <w:spacing w:before="0" w:after="0"/>
         <w:ind w:left="480" w:hanging="480"/>
-        <w:spacing w:after="0"/>
       </w:pPr>
       <w:r>
         <w:rPr>
@@ -5565,8 +5565,8 @@
     <w:p>
       <w:pPr>
         <w:pStyle w:val="BodyText"/>
+        <w:spacing w:before="0" w:after="0"/>
         <w:ind w:left="480" w:hanging="480"/>
-        <w:spacing w:before="0" w:after="0"/>
       </w:pPr>
       <w:r>
         <w:rPr>
@@ -5613,8 +5613,8 @@
     <w:p>
       <w:pPr>
         <w:pStyle w:val="BodyText"/>
+        <w:spacing w:before="0" w:after="0"/>
         <w:ind w:left="480" w:hanging="480"/>
-        <w:spacing w:before="0" w:after="0"/>
       </w:pPr>
       <w:r>
         <w:rPr>
@@ -5661,8 +5661,8 @@
     <w:p>
       <w:pPr>
         <w:pStyle w:val="BodyText"/>
+        <w:spacing w:before="0" w:after="0"/>
         <w:ind w:left="480" w:hanging="480"/>
-        <w:spacing w:before="0" w:after="180"/>
       </w:pPr>
       <w:r>
         <w:rPr>
@@ -5841,8 +5841,8 @@
     <w:p>
       <w:pPr>
         <w:pStyle w:val="FirstParagraph"/>
+        <w:spacing w:before="0" w:after="0"/>
         <w:ind w:left="480" w:hanging="480"/>
-        <w:spacing w:after="0"/>
       </w:pPr>
       <w:r>
         <w:rPr>
@@ -5987,8 +5987,8 @@
     <w:p>
       <w:pPr>
         <w:pStyle w:val="FirstParagraph"/>
+        <w:spacing w:before="0" w:after="0"/>
         <w:ind w:left="480" w:hanging="480"/>
-        <w:spacing w:before="0" w:after="0"/>
       </w:pPr>
       <w:r>
         <w:rPr>
@@ -6076,8 +6076,8 @@
     <w:p>
       <w:pPr>
         <w:pStyle w:val="FirstParagraph"/>
+        <w:spacing w:before="0" w:after="0"/>
         <w:ind w:left="480" w:hanging="480"/>
-        <w:spacing w:before="0" w:after="0"/>
       </w:pPr>
       <w:r>
         <w:rPr>
@@ -6204,8 +6204,8 @@
     <w:p>
       <w:pPr>
         <w:pStyle w:val="FirstParagraph"/>
+        <w:spacing w:before="0" w:after="0"/>
         <w:ind w:left="480" w:hanging="480"/>
-        <w:spacing w:before="0" w:after="0"/>
       </w:pPr>
       <w:r>
         <w:rPr>
@@ -6329,8 +6329,8 @@
     <w:p>
       <w:pPr>
         <w:pStyle w:val="FirstParagraph"/>
+        <w:spacing w:before="0" w:after="0"/>
         <w:ind w:left="480" w:hanging="480"/>
-        <w:spacing w:before="0" w:after="180"/>
       </w:pPr>
       <w:r>
         <w:rPr>
@@ -7172,8 +7172,8 @@
     <w:p>
       <w:pPr>
         <w:pStyle w:val="FirstParagraph"/>
+        <w:spacing w:before="0" w:after="0"/>
         <w:ind w:left="480" w:hanging="480"/>
-        <w:spacing w:after="0"/>
       </w:pPr>
       <w:r>
         <w:rPr>
@@ -7185,34 +7185,34 @@
     <w:p>
       <w:pPr>
         <w:pStyle w:val="FirstParagraph"/>
+        <w:spacing w:before="0" w:after="0"/>
         <w:ind w:left="480" w:hanging="480"/>
+      </w:pPr>
+      <w:r>
+        <w:rPr>
+          <w:rFonts w:ascii="Times New Roman" w:hAnsi="Times New Roman" w:eastAsia="Times New Roman" w:cs="Times New Roman"/>
+        </w:rPr>
+        <w:t xml:space="preserve">B. 2　　</w:t>
+      </w:r>
+    </w:p>
+    <w:p>
+      <w:pPr>
+        <w:pStyle w:val="FirstParagraph"/>
         <w:spacing w:before="0" w:after="0"/>
-      </w:pPr>
-      <w:r>
-        <w:rPr>
-          <w:rFonts w:ascii="Times New Roman" w:hAnsi="Times New Roman" w:eastAsia="Times New Roman" w:cs="Times New Roman"/>
-        </w:rPr>
-        <w:t xml:space="preserve">B. 2　　</w:t>
+        <w:ind w:left="480" w:hanging="480"/>
+      </w:pPr>
+      <w:r>
+        <w:rPr>
+          <w:rFonts w:ascii="Times New Roman" w:hAnsi="Times New Roman" w:eastAsia="Times New Roman" w:cs="Times New Roman"/>
+        </w:rPr>
+        <w:t xml:space="preserve">C. 1　　</w:t>
       </w:r>
     </w:p>
     <w:p>
       <w:pPr>
         <w:pStyle w:val="FirstParagraph"/>
+        <w:spacing w:before="0" w:after="0"/>
         <w:ind w:left="480" w:hanging="480"/>
-        <w:spacing w:before="0" w:after="0"/>
-      </w:pPr>
-      <w:r>
-        <w:rPr>
-          <w:rFonts w:ascii="Times New Roman" w:hAnsi="Times New Roman" w:eastAsia="Times New Roman" w:cs="Times New Roman"/>
-        </w:rPr>
-        <w:t xml:space="preserve">C. 1　　</w:t>
-      </w:r>
-    </w:p>
-    <w:p>
-      <w:pPr>
-        <w:pStyle w:val="FirstParagraph"/>
-        <w:ind w:left="480" w:hanging="480"/>
-        <w:spacing w:before="0" w:after="180"/>
       </w:pPr>
       <w:r>
         <w:rPr>
@@ -11065,6 +11065,14 @@
         <w:tblStyle w:val="Table"/>
         <w:tblW w:type="pct" w:w="5000"/>
         <w:tblLayout w:type="fixed"/>
+        <w:tblBorders>
+          <w:top w:val="single" w:sz="12" w:space="0" w:color="000000"/>
+          <w:left w:val="none" w:sz="0" w:space="0" w:color="auto"/>
+          <w:bottom w:val="single" w:sz="12" w:space="0" w:color="000000"/>
+          <w:right w:val="none" w:sz="0" w:space="0" w:color="auto"/>
+          <w:insideH w:val="none" w:sz="0" w:space="0" w:color="auto"/>
+          <w:insideV w:val="none" w:sz="0" w:space="0" w:color="auto"/>
+        </w:tblBorders>
         <w:tblLook w:firstRow="1" w:lastRow="0" w:firstColumn="0" w:lastColumn="0" w:noHBand="0" w:noVBand="0" w:val="0020"/>
       </w:tblPr>
       <w:tblGrid>
@@ -11080,7 +11088,11 @@
           <w:tblHeader w:val="on"/>
         </w:trPr>
         <w:tc>
-          <w:tcPr/>
+          <w:tcPr>
+            <w:tcBorders>
+              <w:bottom w:val="single" w:sz="8" w:space="0" w:color="000000"/>
+            </w:tcBorders>
+          </w:tcPr>
           <w:p>
             <w:pPr>
               <w:pStyle w:val="Compact"/>
@@ -11096,7 +11108,11 @@
           </w:p>
         </w:tc>
         <w:tc>
-          <w:tcPr/>
+          <w:tcPr>
+            <w:tcBorders>
+              <w:bottom w:val="single" w:sz="8" w:space="0" w:color="000000"/>
+            </w:tcBorders>
+          </w:tcPr>
           <w:p>
             <w:pPr>
               <w:pStyle w:val="Compact"/>
@@ -11127,7 +11143,11 @@
           </w:p>
         </w:tc>
         <w:tc>
-          <w:tcPr/>
+          <w:tcPr>
+            <w:tcBorders>
+              <w:bottom w:val="single" w:sz="8" w:space="0" w:color="000000"/>
+            </w:tcBorders>
+          </w:tcPr>
           <w:p>
             <w:pPr>
               <w:pStyle w:val="Compact"/>
@@ -11158,7 +11178,11 @@
           </w:p>
         </w:tc>
         <w:tc>
-          <w:tcPr/>
+          <w:tcPr>
+            <w:tcBorders>
+              <w:bottom w:val="single" w:sz="8" w:space="0" w:color="000000"/>
+            </w:tcBorders>
+          </w:tcPr>
           <w:p>
             <w:pPr>
               <w:pStyle w:val="Compact"/>
@@ -11189,7 +11213,11 @@
           </w:p>
         </w:tc>
         <w:tc>
-          <w:tcPr/>
+          <w:tcPr>
+            <w:tcBorders>
+              <w:bottom w:val="single" w:sz="8" w:space="0" w:color="000000"/>
+            </w:tcBorders>
+          </w:tcPr>
           <w:p>
             <w:pPr>
               <w:pStyle w:val="Compact"/>
@@ -11220,7 +11248,11 @@
           </w:p>
         </w:tc>
         <w:tc>
-          <w:tcPr/>
+          <w:tcPr>
+            <w:tcBorders>
+              <w:bottom w:val="single" w:sz="8" w:space="0" w:color="000000"/>
+            </w:tcBorders>
+          </w:tcPr>
           <w:p>
             <w:pPr>
               <w:pStyle w:val="Compact"/>
@@ -14815,8 +14847,8 @@
     <w:p>
       <w:pPr>
         <w:pStyle w:val="BodyText"/>
+        <w:spacing w:before="0" w:after="0"/>
         <w:ind w:left="480" w:hanging="480"/>
-        <w:spacing w:after="0"/>
       </w:pPr>
       <w:r>
         <w:rPr>
@@ -14892,8 +14924,8 @@
     <w:p>
       <w:pPr>
         <w:pStyle w:val="BodyText"/>
+        <w:spacing w:before="0" w:after="0"/>
         <w:ind w:left="480" w:hanging="480"/>
-        <w:spacing w:before="0" w:after="0"/>
       </w:pPr>
       <w:r>
         <w:rPr>
@@ -15005,8 +15037,8 @@
     <w:p>
       <w:pPr>
         <w:pStyle w:val="BodyText"/>
+        <w:spacing w:before="0" w:after="0"/>
         <w:ind w:left="480" w:hanging="480"/>
-        <w:spacing w:before="0" w:after="0"/>
       </w:pPr>
       <w:r>
         <w:rPr>
@@ -15118,8 +15150,8 @@
     <w:p>
       <w:pPr>
         <w:pStyle w:val="BodyText"/>
+        <w:spacing w:before="0" w:after="0"/>
         <w:ind w:left="480" w:hanging="480"/>
-        <w:spacing w:before="0" w:after="180"/>
       </w:pPr>
       <w:r>
         <w:rPr>
@@ -20537,7 +20569,7 @@
     <ns0:rPr>
       <ns0:rFonts ns0:ascii="Times New Roman" ns0:cs="Times New Roman" ns0:eastAsia="SimHei" ns0:hAnsi="Times New Roman"/>
       <ns0:b/>
-      <ns0:color ns0:val="17324D"/>
+      <ns0:color ns0:val="000000"/>
       <ns0:sz ns0:val="44"/>
       <ns0:szCs ns0:val="56"/>
     </ns0:rPr>
@@ -20679,7 +20711,7 @@
     <ns0:rPr>
       <ns0:rFonts ns0:ascii="Times New Roman" ns0:cs="Times New Roman" ns0:eastAsia="SimHei" ns0:hAnsi="Times New Roman"/>
       <ns0:b/>
-      <ns0:color ns0:val="17324D"/>
+      <ns0:color ns0:val="000000"/>
       <ns0:sz ns0:val="32"/>
       <ns0:szCs ns0:val="40"/>
     </ns0:rPr>
@@ -20703,7 +20735,7 @@
     <ns0:rPr>
       <ns0:rFonts ns0:ascii="Times New Roman" ns0:cs="Times New Roman" ns0:eastAsia="SimHei" ns0:hAnsi="Times New Roman"/>
       <ns0:b/>
-      <ns0:color ns0:val="17324D"/>
+      <ns0:color ns0:val="000000"/>
       <ns0:sz ns0:val="28"/>
       <ns0:szCs ns0:val="32"/>
     </ns0:rPr>
@@ -20727,7 +20759,7 @@
     <ns0:rPr>
       <ns0:rFonts ns0:ascii="Times New Roman" ns0:cs="Times New Roman" ns0:eastAsia="SimHei" ns0:hAnsi="Times New Roman"/>
       <ns0:b/>
-      <ns0:color ns0:val="17324D"/>
+      <ns0:color ns0:val="000000"/>
       <ns0:sz ns0:val="25"/>
       <ns0:szCs ns0:val="28"/>
     </ns0:rPr>
